--- a/documentation/word/01_Бізнес_логіка_та_всі_сутності.docx
+++ b/documentation/word/01_Бізнес_логіка_та_всі_сутності.docx
@@ -185,7 +185,7 @@
           </w:tcPr>
           <w:p>
             <w:r>
-              <w:t>As built 02.10.2026</w:t>
+              <w:t>As built 06.10.2026</w:t>
             </w:r>
           </w:p>
         </w:tc>
@@ -228,7 +228,7 @@
           </w:tcPr>
           <w:p>
             <w:r>
-              <w:t>2.1</w:t>
+              <w:t>2.3</w:t>
             </w:r>
           </w:p>
         </w:tc>
@@ -273,7 +273,7 @@
           </w:tcPr>
           <w:p>
             <w:r>
-              <w:t>02.10.2026</w:t>
+              <w:t>06.10.2026</w:t>
             </w:r>
           </w:p>
         </w:tc>
@@ -526,7 +526,7 @@
       <w:r>
         <w:fldChar w:fldCharType="separate"/>
       </w:r>
-      <w:hyperlink w:anchor="_Toc241864798" w:history="1">
+      <w:hyperlink w:anchor="_Toc242178382" w:history="1">
         <w:r>
           <w:rPr>
             <w:rStyle w:val="affa"/>
@@ -553,7 +553,7 @@
             <w:noProof/>
             <w:webHidden/>
           </w:rPr>
-          <w:instrText xml:space="preserve"> PAGEREF _Toc241864798 \h </w:instrText>
+          <w:instrText xml:space="preserve"> PAGEREF _Toc242178382 \h </w:instrText>
         </w:r>
         <w:r>
           <w:rPr>
@@ -600,7 +600,7 @@
           <w14:ligatures w14:val="standardContextual"/>
         </w:rPr>
       </w:pPr>
-      <w:hyperlink w:anchor="_Toc241864799" w:history="1">
+      <w:hyperlink w:anchor="_Toc242178383" w:history="1">
         <w:r>
           <w:rPr>
             <w:rStyle w:val="affa"/>
@@ -627,7 +627,7 @@
             <w:noProof/>
             <w:webHidden/>
           </w:rPr>
-          <w:instrText xml:space="preserve"> PAGEREF _Toc241864799 \h </w:instrText>
+          <w:instrText xml:space="preserve"> PAGEREF _Toc242178383 \h </w:instrText>
         </w:r>
         <w:r>
           <w:rPr>
@@ -674,7 +674,7 @@
           <w14:ligatures w14:val="standardContextual"/>
         </w:rPr>
       </w:pPr>
-      <w:hyperlink w:anchor="_Toc241864800" w:history="1">
+      <w:hyperlink w:anchor="_Toc242178384" w:history="1">
         <w:r>
           <w:rPr>
             <w:rStyle w:val="affa"/>
@@ -701,7 +701,7 @@
             <w:noProof/>
             <w:webHidden/>
           </w:rPr>
-          <w:instrText xml:space="preserve"> PAGEREF _Toc241864800 \h </w:instrText>
+          <w:instrText xml:space="preserve"> PAGEREF _Toc242178384 \h </w:instrText>
         </w:r>
         <w:r>
           <w:rPr>
@@ -748,7 +748,7 @@
           <w14:ligatures w14:val="standardContextual"/>
         </w:rPr>
       </w:pPr>
-      <w:hyperlink w:anchor="_Toc241864801" w:history="1">
+      <w:hyperlink w:anchor="_Toc242178385" w:history="1">
         <w:r>
           <w:rPr>
             <w:rStyle w:val="affa"/>
@@ -775,7 +775,7 @@
             <w:noProof/>
             <w:webHidden/>
           </w:rPr>
-          <w:instrText xml:space="preserve"> PAGEREF _Toc241864801 \h </w:instrText>
+          <w:instrText xml:space="preserve"> PAGEREF _Toc242178385 \h </w:instrText>
         </w:r>
         <w:r>
           <w:rPr>
@@ -822,7 +822,7 @@
           <w14:ligatures w14:val="standardContextual"/>
         </w:rPr>
       </w:pPr>
-      <w:hyperlink w:anchor="_Toc241864802" w:history="1">
+      <w:hyperlink w:anchor="_Toc242178386" w:history="1">
         <w:r>
           <w:rPr>
             <w:rStyle w:val="affa"/>
@@ -849,7 +849,7 @@
             <w:noProof/>
             <w:webHidden/>
           </w:rPr>
-          <w:instrText xml:space="preserve"> PAGEREF _Toc241864802 \h </w:instrText>
+          <w:instrText xml:space="preserve"> PAGEREF _Toc242178386 \h </w:instrText>
         </w:r>
         <w:r>
           <w:rPr>
@@ -896,7 +896,7 @@
           <w14:ligatures w14:val="standardContextual"/>
         </w:rPr>
       </w:pPr>
-      <w:hyperlink w:anchor="_Toc241864803" w:history="1">
+      <w:hyperlink w:anchor="_Toc242178387" w:history="1">
         <w:r>
           <w:rPr>
             <w:rStyle w:val="affa"/>
@@ -923,7 +923,7 @@
             <w:noProof/>
             <w:webHidden/>
           </w:rPr>
-          <w:instrText xml:space="preserve"> PAGEREF _Toc241864803 \h </w:instrText>
+          <w:instrText xml:space="preserve"> PAGEREF _Toc242178387 \h </w:instrText>
         </w:r>
         <w:r>
           <w:rPr>
@@ -970,7 +970,7 @@
           <w14:ligatures w14:val="standardContextual"/>
         </w:rPr>
       </w:pPr>
-      <w:hyperlink w:anchor="_Toc241864804" w:history="1">
+      <w:hyperlink w:anchor="_Toc242178388" w:history="1">
         <w:r>
           <w:rPr>
             <w:rStyle w:val="affa"/>
@@ -997,7 +997,7 @@
             <w:noProof/>
             <w:webHidden/>
           </w:rPr>
-          <w:instrText xml:space="preserve"> PAGEREF _Toc241864804 \h </w:instrText>
+          <w:instrText xml:space="preserve"> PAGEREF _Toc242178388 \h </w:instrText>
         </w:r>
         <w:r>
           <w:rPr>
@@ -1044,7 +1044,7 @@
           <w14:ligatures w14:val="standardContextual"/>
         </w:rPr>
       </w:pPr>
-      <w:hyperlink w:anchor="_Toc241864805" w:history="1">
+      <w:hyperlink w:anchor="_Toc242178389" w:history="1">
         <w:r>
           <w:rPr>
             <w:rStyle w:val="affa"/>
@@ -1071,7 +1071,7 @@
             <w:noProof/>
             <w:webHidden/>
           </w:rPr>
-          <w:instrText xml:space="preserve"> PAGEREF _Toc241864805 \h </w:instrText>
+          <w:instrText xml:space="preserve"> PAGEREF _Toc242178389 \h </w:instrText>
         </w:r>
         <w:r>
           <w:rPr>
@@ -1118,7 +1118,7 @@
           <w14:ligatures w14:val="standardContextual"/>
         </w:rPr>
       </w:pPr>
-      <w:hyperlink w:anchor="_Toc241864806" w:history="1">
+      <w:hyperlink w:anchor="_Toc242178390" w:history="1">
         <w:r>
           <w:rPr>
             <w:rStyle w:val="affa"/>
@@ -1145,7 +1145,7 @@
             <w:noProof/>
             <w:webHidden/>
           </w:rPr>
-          <w:instrText xml:space="preserve"> PAGEREF _Toc241864806 \h </w:instrText>
+          <w:instrText xml:space="preserve"> PAGEREF _Toc242178390 \h </w:instrText>
         </w:r>
         <w:r>
           <w:rPr>
@@ -1192,7 +1192,7 @@
           <w14:ligatures w14:val="standardContextual"/>
         </w:rPr>
       </w:pPr>
-      <w:hyperlink w:anchor="_Toc241864807" w:history="1">
+      <w:hyperlink w:anchor="_Toc242178391" w:history="1">
         <w:r>
           <w:rPr>
             <w:rStyle w:val="affa"/>
@@ -1219,7 +1219,7 @@
             <w:noProof/>
             <w:webHidden/>
           </w:rPr>
-          <w:instrText xml:space="preserve"> PAGEREF _Toc241864807 \h </w:instrText>
+          <w:instrText xml:space="preserve"> PAGEREF _Toc242178391 \h </w:instrText>
         </w:r>
         <w:r>
           <w:rPr>
@@ -1266,7 +1266,7 @@
           <w14:ligatures w14:val="standardContextual"/>
         </w:rPr>
       </w:pPr>
-      <w:hyperlink w:anchor="_Toc241864808" w:history="1">
+      <w:hyperlink w:anchor="_Toc242178392" w:history="1">
         <w:r>
           <w:rPr>
             <w:rStyle w:val="affa"/>
@@ -1293,7 +1293,7 @@
             <w:noProof/>
             <w:webHidden/>
           </w:rPr>
-          <w:instrText xml:space="preserve"> PAGEREF _Toc241864808 \h </w:instrText>
+          <w:instrText xml:space="preserve"> PAGEREF _Toc242178392 \h </w:instrText>
         </w:r>
         <w:r>
           <w:rPr>
@@ -1340,7 +1340,7 @@
           <w14:ligatures w14:val="standardContextual"/>
         </w:rPr>
       </w:pPr>
-      <w:hyperlink w:anchor="_Toc241864809" w:history="1">
+      <w:hyperlink w:anchor="_Toc242178393" w:history="1">
         <w:r>
           <w:rPr>
             <w:rStyle w:val="affa"/>
@@ -1367,7 +1367,7 @@
             <w:noProof/>
             <w:webHidden/>
           </w:rPr>
-          <w:instrText xml:space="preserve"> PAGEREF _Toc241864809 \h </w:instrText>
+          <w:instrText xml:space="preserve"> PAGEREF _Toc242178393 \h </w:instrText>
         </w:r>
         <w:r>
           <w:rPr>
@@ -1414,7 +1414,7 @@
           <w14:ligatures w14:val="standardContextual"/>
         </w:rPr>
       </w:pPr>
-      <w:hyperlink w:anchor="_Toc241864810" w:history="1">
+      <w:hyperlink w:anchor="_Toc242178394" w:history="1">
         <w:r>
           <w:rPr>
             <w:rStyle w:val="affa"/>
@@ -1441,7 +1441,7 @@
             <w:noProof/>
             <w:webHidden/>
           </w:rPr>
-          <w:instrText xml:space="preserve"> PAGEREF _Toc241864810 \h </w:instrText>
+          <w:instrText xml:space="preserve"> PAGEREF _Toc242178394 \h </w:instrText>
         </w:r>
         <w:r>
           <w:rPr>
@@ -1488,7 +1488,7 @@
           <w14:ligatures w14:val="standardContextual"/>
         </w:rPr>
       </w:pPr>
-      <w:hyperlink w:anchor="_Toc241864811" w:history="1">
+      <w:hyperlink w:anchor="_Toc242178395" w:history="1">
         <w:r>
           <w:rPr>
             <w:rStyle w:val="affa"/>
@@ -1515,7 +1515,7 @@
             <w:noProof/>
             <w:webHidden/>
           </w:rPr>
-          <w:instrText xml:space="preserve"> PAGEREF _Toc241864811 \h </w:instrText>
+          <w:instrText xml:space="preserve"> PAGEREF _Toc242178395 \h </w:instrText>
         </w:r>
         <w:r>
           <w:rPr>
@@ -1562,7 +1562,7 @@
           <w14:ligatures w14:val="standardContextual"/>
         </w:rPr>
       </w:pPr>
-      <w:hyperlink w:anchor="_Toc241864812" w:history="1">
+      <w:hyperlink w:anchor="_Toc242178396" w:history="1">
         <w:r>
           <w:rPr>
             <w:rStyle w:val="affa"/>
@@ -1589,7 +1589,7 @@
             <w:noProof/>
             <w:webHidden/>
           </w:rPr>
-          <w:instrText xml:space="preserve"> PAGEREF _Toc241864812 \h </w:instrText>
+          <w:instrText xml:space="preserve"> PAGEREF _Toc242178396 \h </w:instrText>
         </w:r>
         <w:r>
           <w:rPr>
@@ -1636,7 +1636,7 @@
           <w14:ligatures w14:val="standardContextual"/>
         </w:rPr>
       </w:pPr>
-      <w:hyperlink w:anchor="_Toc241864813" w:history="1">
+      <w:hyperlink w:anchor="_Toc242178397" w:history="1">
         <w:r>
           <w:rPr>
             <w:rStyle w:val="affa"/>
@@ -1663,7 +1663,7 @@
             <w:noProof/>
             <w:webHidden/>
           </w:rPr>
-          <w:instrText xml:space="preserve"> PAGEREF _Toc241864813 \h </w:instrText>
+          <w:instrText xml:space="preserve"> PAGEREF _Toc242178397 \h </w:instrText>
         </w:r>
         <w:r>
           <w:rPr>
@@ -1710,7 +1710,7 @@
           <w14:ligatures w14:val="standardContextual"/>
         </w:rPr>
       </w:pPr>
-      <w:hyperlink w:anchor="_Toc241864814" w:history="1">
+      <w:hyperlink w:anchor="_Toc242178398" w:history="1">
         <w:r>
           <w:rPr>
             <w:rStyle w:val="affa"/>
@@ -1737,7 +1737,7 @@
             <w:noProof/>
             <w:webHidden/>
           </w:rPr>
-          <w:instrText xml:space="preserve"> PAGEREF _Toc241864814 \h </w:instrText>
+          <w:instrText xml:space="preserve"> PAGEREF _Toc242178398 \h </w:instrText>
         </w:r>
         <w:r>
           <w:rPr>
@@ -1784,7 +1784,7 @@
           <w14:ligatures w14:val="standardContextual"/>
         </w:rPr>
       </w:pPr>
-      <w:hyperlink w:anchor="_Toc241864815" w:history="1">
+      <w:hyperlink w:anchor="_Toc242178399" w:history="1">
         <w:r>
           <w:rPr>
             <w:rStyle w:val="affa"/>
@@ -1811,7 +1811,7 @@
             <w:noProof/>
             <w:webHidden/>
           </w:rPr>
-          <w:instrText xml:space="preserve"> PAGEREF _Toc241864815 \h </w:instrText>
+          <w:instrText xml:space="preserve"> PAGEREF _Toc242178399 \h </w:instrText>
         </w:r>
         <w:r>
           <w:rPr>
@@ -1858,7 +1858,7 @@
           <w14:ligatures w14:val="standardContextual"/>
         </w:rPr>
       </w:pPr>
-      <w:hyperlink w:anchor="_Toc241864816" w:history="1">
+      <w:hyperlink w:anchor="_Toc242178400" w:history="1">
         <w:r>
           <w:rPr>
             <w:rStyle w:val="affa"/>
@@ -1885,7 +1885,7 @@
             <w:noProof/>
             <w:webHidden/>
           </w:rPr>
-          <w:instrText xml:space="preserve"> PAGEREF _Toc241864816 \h </w:instrText>
+          <w:instrText xml:space="preserve"> PAGEREF _Toc242178400 \h </w:instrText>
         </w:r>
         <w:r>
           <w:rPr>
@@ -1932,7 +1932,7 @@
           <w14:ligatures w14:val="standardContextual"/>
         </w:rPr>
       </w:pPr>
-      <w:hyperlink w:anchor="_Toc241864817" w:history="1">
+      <w:hyperlink w:anchor="_Toc242178401" w:history="1">
         <w:r>
           <w:rPr>
             <w:rStyle w:val="affa"/>
@@ -1959,7 +1959,7 @@
             <w:noProof/>
             <w:webHidden/>
           </w:rPr>
-          <w:instrText xml:space="preserve"> PAGEREF _Toc241864817 \h </w:instrText>
+          <w:instrText xml:space="preserve"> PAGEREF _Toc242178401 \h </w:instrText>
         </w:r>
         <w:r>
           <w:rPr>
@@ -2006,13 +2006,13 @@
           <w14:ligatures w14:val="standardContextual"/>
         </w:rPr>
       </w:pPr>
-      <w:hyperlink w:anchor="_Toc241864818" w:history="1">
+      <w:hyperlink w:anchor="_Toc242178402" w:history="1">
         <w:r>
           <w:rPr>
             <w:rStyle w:val="affa"/>
             <w:noProof/>
           </w:rPr>
-          <w:t>BR-017 Move scope</w:t>
+          <w:t>BR-017 Перенесення завдань скоупу</w:t>
         </w:r>
         <w:r>
           <w:rPr>
@@ -2033,7 +2033,7 @@
             <w:noProof/>
             <w:webHidden/>
           </w:rPr>
-          <w:instrText xml:space="preserve"> PAGEREF _Toc241864818 \h </w:instrText>
+          <w:instrText xml:space="preserve"> PAGEREF _Toc242178402 \h </w:instrText>
         </w:r>
         <w:r>
           <w:rPr>
@@ -2080,13 +2080,13 @@
           <w14:ligatures w14:val="standardContextual"/>
         </w:rPr>
       </w:pPr>
-      <w:hyperlink w:anchor="_Toc241864819" w:history="1">
+      <w:hyperlink w:anchor="_Toc242178403" w:history="1">
         <w:r>
           <w:rPr>
             <w:rStyle w:val="affa"/>
             <w:noProof/>
           </w:rPr>
-          <w:t>BR-018 Copy scope</w:t>
+          <w:t>BR-018 Копіювання завдань скоупу</w:t>
         </w:r>
         <w:r>
           <w:rPr>
@@ -2107,81 +2107,7 @@
             <w:noProof/>
             <w:webHidden/>
           </w:rPr>
-          <w:instrText xml:space="preserve"> PAGEREF _Toc241864819 \h </w:instrText>
-        </w:r>
-        <w:r>
-          <w:rPr>
-            <w:noProof/>
-            <w:webHidden/>
-          </w:rPr>
-        </w:r>
-        <w:r>
-          <w:rPr>
-            <w:noProof/>
-            <w:webHidden/>
-          </w:rPr>
-          <w:fldChar w:fldCharType="separate"/>
-        </w:r>
-        <w:r>
-          <w:rPr>
-            <w:noProof/>
-            <w:webHidden/>
-          </w:rPr>
-          <w:t>6</w:t>
-        </w:r>
-        <w:r>
-          <w:rPr>
-            <w:noProof/>
-            <w:webHidden/>
-          </w:rPr>
-          <w:fldChar w:fldCharType="end"/>
-        </w:r>
-      </w:hyperlink>
-    </w:p>
-    <w:p>
-      <w:pPr>
-        <w:pStyle w:val="2f1"/>
-        <w:tabs>
-          <w:tab w:val="right" w:leader="dot" w:pos="10076"/>
-        </w:tabs>
-        <w:rPr>
-          <w:rFonts w:asciiTheme="minorHAnsi" w:hAnsiTheme="minorHAnsi"/>
-          <w:noProof/>
-          <w:kern w:val="2"/>
-          <w:sz w:val="24"/>
-          <w:szCs w:val="24"/>
-          <w:lang w:eastAsia="uk-UA"/>
-          <w14:ligatures w14:val="standardContextual"/>
-        </w:rPr>
-      </w:pPr>
-      <w:hyperlink w:anchor="_Toc241864820" w:history="1">
-        <w:r>
-          <w:rPr>
-            <w:rStyle w:val="affa"/>
-            <w:noProof/>
-          </w:rPr>
-          <w:t>BR-019 Архів</w:t>
-        </w:r>
-        <w:r>
-          <w:rPr>
-            <w:noProof/>
-            <w:webHidden/>
-          </w:rPr>
-          <w:tab/>
-        </w:r>
-        <w:r>
-          <w:rPr>
-            <w:noProof/>
-            <w:webHidden/>
-          </w:rPr>
-          <w:fldChar w:fldCharType="begin"/>
-        </w:r>
-        <w:r>
-          <w:rPr>
-            <w:noProof/>
-            <w:webHidden/>
-          </w:rPr>
-          <w:instrText xml:space="preserve"> PAGEREF _Toc241864820 \h </w:instrText>
+          <w:instrText xml:space="preserve"> PAGEREF _Toc242178403 \h </w:instrText>
         </w:r>
         <w:r>
           <w:rPr>
@@ -2228,13 +2154,13 @@
           <w14:ligatures w14:val="standardContextual"/>
         </w:rPr>
       </w:pPr>
-      <w:hyperlink w:anchor="_Toc241864821" w:history="1">
+      <w:hyperlink w:anchor="_Toc242178404" w:history="1">
         <w:r>
           <w:rPr>
             <w:rStyle w:val="affa"/>
             <w:noProof/>
           </w:rPr>
-          <w:t>BR-020 Корекція архіву</w:t>
+          <w:t>BR-019 Архів</w:t>
         </w:r>
         <w:r>
           <w:rPr>
@@ -2255,7 +2181,7 @@
             <w:noProof/>
             <w:webHidden/>
           </w:rPr>
-          <w:instrText xml:space="preserve"> PAGEREF _Toc241864821 \h </w:instrText>
+          <w:instrText xml:space="preserve"> PAGEREF _Toc242178404 \h </w:instrText>
         </w:r>
         <w:r>
           <w:rPr>
@@ -2302,13 +2228,13 @@
           <w14:ligatures w14:val="standardContextual"/>
         </w:rPr>
       </w:pPr>
-      <w:hyperlink w:anchor="_Toc241864822" w:history="1">
+      <w:hyperlink w:anchor="_Toc242178405" w:history="1">
         <w:r>
           <w:rPr>
             <w:rStyle w:val="affa"/>
             <w:noProof/>
           </w:rPr>
-          <w:t>BR-021 Custom fields</w:t>
+          <w:t>BR-020 Корекція архіву</w:t>
         </w:r>
         <w:r>
           <w:rPr>
@@ -2329,7 +2255,7 @@
             <w:noProof/>
             <w:webHidden/>
           </w:rPr>
-          <w:instrText xml:space="preserve"> PAGEREF _Toc241864822 \h </w:instrText>
+          <w:instrText xml:space="preserve"> PAGEREF _Toc242178405 \h </w:instrText>
         </w:r>
         <w:r>
           <w:rPr>
@@ -2376,13 +2302,13 @@
           <w14:ligatures w14:val="standardContextual"/>
         </w:rPr>
       </w:pPr>
-      <w:hyperlink w:anchor="_Toc241864823" w:history="1">
+      <w:hyperlink w:anchor="_Toc242178406" w:history="1">
         <w:r>
           <w:rPr>
             <w:rStyle w:val="affa"/>
             <w:noProof/>
           </w:rPr>
-          <w:t>BR-022 Історичні custom fields</w:t>
+          <w:t>BR-021 Custom fields</w:t>
         </w:r>
         <w:r>
           <w:rPr>
@@ -2403,7 +2329,7 @@
             <w:noProof/>
             <w:webHidden/>
           </w:rPr>
-          <w:instrText xml:space="preserve"> PAGEREF _Toc241864823 \h </w:instrText>
+          <w:instrText xml:space="preserve"> PAGEREF _Toc242178406 \h </w:instrText>
         </w:r>
         <w:r>
           <w:rPr>
@@ -2450,13 +2376,13 @@
           <w14:ligatures w14:val="standardContextual"/>
         </w:rPr>
       </w:pPr>
-      <w:hyperlink w:anchor="_Toc241864824" w:history="1">
+      <w:hyperlink w:anchor="_Toc242178407" w:history="1">
         <w:r>
           <w:rPr>
             <w:rStyle w:val="affa"/>
             <w:noProof/>
           </w:rPr>
-          <w:t>BR-023 Довідники</w:t>
+          <w:t>BR-022 Історичні custom fields</w:t>
         </w:r>
         <w:r>
           <w:rPr>
@@ -2477,7 +2403,7 @@
             <w:noProof/>
             <w:webHidden/>
           </w:rPr>
-          <w:instrText xml:space="preserve"> PAGEREF _Toc241864824 \h </w:instrText>
+          <w:instrText xml:space="preserve"> PAGEREF _Toc242178407 \h </w:instrText>
         </w:r>
         <w:r>
           <w:rPr>
@@ -2524,13 +2450,13 @@
           <w14:ligatures w14:val="standardContextual"/>
         </w:rPr>
       </w:pPr>
-      <w:hyperlink w:anchor="_Toc241864825" w:history="1">
+      <w:hyperlink w:anchor="_Toc242178408" w:history="1">
         <w:r>
           <w:rPr>
             <w:rStyle w:val="affa"/>
             <w:noProof/>
           </w:rPr>
-          <w:t>BR-024 Фільтри</w:t>
+          <w:t>BR-023 Довідники</w:t>
         </w:r>
         <w:r>
           <w:rPr>
@@ -2551,7 +2477,7 @@
             <w:noProof/>
             <w:webHidden/>
           </w:rPr>
-          <w:instrText xml:space="preserve"> PAGEREF _Toc241864825 \h </w:instrText>
+          <w:instrText xml:space="preserve"> PAGEREF _Toc242178408 \h </w:instrText>
         </w:r>
         <w:r>
           <w:rPr>
@@ -2598,13 +2524,13 @@
           <w14:ligatures w14:val="standardContextual"/>
         </w:rPr>
       </w:pPr>
-      <w:hyperlink w:anchor="_Toc241864826" w:history="1">
+      <w:hyperlink w:anchor="_Toc242178409" w:history="1">
         <w:r>
           <w:rPr>
             <w:rStyle w:val="affa"/>
             <w:noProof/>
           </w:rPr>
-          <w:t>BR-025 RBAC</w:t>
+          <w:t>BR-024 Фільтри</w:t>
         </w:r>
         <w:r>
           <w:rPr>
@@ -2625,7 +2551,7 @@
             <w:noProof/>
             <w:webHidden/>
           </w:rPr>
-          <w:instrText xml:space="preserve"> PAGEREF _Toc241864826 \h </w:instrText>
+          <w:instrText xml:space="preserve"> PAGEREF _Toc242178409 \h </w:instrText>
         </w:r>
         <w:r>
           <w:rPr>
@@ -2672,13 +2598,13 @@
           <w14:ligatures w14:val="standardContextual"/>
         </w:rPr>
       </w:pPr>
-      <w:hyperlink w:anchor="_Toc241864827" w:history="1">
+      <w:hyperlink w:anchor="_Toc242178410" w:history="1">
         <w:r>
           <w:rPr>
             <w:rStyle w:val="affa"/>
             <w:noProof/>
           </w:rPr>
-          <w:t>BR-026 SUPER_ADMIN</w:t>
+          <w:t>BR-025 RBAC</w:t>
         </w:r>
         <w:r>
           <w:rPr>
@@ -2699,7 +2625,7 @@
             <w:noProof/>
             <w:webHidden/>
           </w:rPr>
-          <w:instrText xml:space="preserve"> PAGEREF _Toc241864827 \h </w:instrText>
+          <w:instrText xml:space="preserve"> PAGEREF _Toc242178410 \h </w:instrText>
         </w:r>
         <w:r>
           <w:rPr>
@@ -2746,13 +2672,13 @@
           <w14:ligatures w14:val="standardContextual"/>
         </w:rPr>
       </w:pPr>
-      <w:hyperlink w:anchor="_Toc241864828" w:history="1">
+      <w:hyperlink w:anchor="_Toc242178411" w:history="1">
         <w:r>
           <w:rPr>
             <w:rStyle w:val="affa"/>
             <w:noProof/>
           </w:rPr>
-          <w:t>BR-027 Сесії</w:t>
+          <w:t>BR-026 SUPER_ADMIN</w:t>
         </w:r>
         <w:r>
           <w:rPr>
@@ -2773,81 +2699,7 @@
             <w:noProof/>
             <w:webHidden/>
           </w:rPr>
-          <w:instrText xml:space="preserve"> PAGEREF _Toc241864828 \h </w:instrText>
-        </w:r>
-        <w:r>
-          <w:rPr>
-            <w:noProof/>
-            <w:webHidden/>
-          </w:rPr>
-        </w:r>
-        <w:r>
-          <w:rPr>
-            <w:noProof/>
-            <w:webHidden/>
-          </w:rPr>
-          <w:fldChar w:fldCharType="separate"/>
-        </w:r>
-        <w:r>
-          <w:rPr>
-            <w:noProof/>
-            <w:webHidden/>
-          </w:rPr>
-          <w:t>7</w:t>
-        </w:r>
-        <w:r>
-          <w:rPr>
-            <w:noProof/>
-            <w:webHidden/>
-          </w:rPr>
-          <w:fldChar w:fldCharType="end"/>
-        </w:r>
-      </w:hyperlink>
-    </w:p>
-    <w:p>
-      <w:pPr>
-        <w:pStyle w:val="2f1"/>
-        <w:tabs>
-          <w:tab w:val="right" w:leader="dot" w:pos="10076"/>
-        </w:tabs>
-        <w:rPr>
-          <w:rFonts w:asciiTheme="minorHAnsi" w:hAnsiTheme="minorHAnsi"/>
-          <w:noProof/>
-          <w:kern w:val="2"/>
-          <w:sz w:val="24"/>
-          <w:szCs w:val="24"/>
-          <w:lang w:eastAsia="uk-UA"/>
-          <w14:ligatures w14:val="standardContextual"/>
-        </w:rPr>
-      </w:pPr>
-      <w:hyperlink w:anchor="_Toc241864829" w:history="1">
-        <w:r>
-          <w:rPr>
-            <w:rStyle w:val="affa"/>
-            <w:noProof/>
-          </w:rPr>
-          <w:t>BR-028 Примусова зміна пароля</w:t>
-        </w:r>
-        <w:r>
-          <w:rPr>
-            <w:noProof/>
-            <w:webHidden/>
-          </w:rPr>
-          <w:tab/>
-        </w:r>
-        <w:r>
-          <w:rPr>
-            <w:noProof/>
-            <w:webHidden/>
-          </w:rPr>
-          <w:fldChar w:fldCharType="begin"/>
-        </w:r>
-        <w:r>
-          <w:rPr>
-            <w:noProof/>
-            <w:webHidden/>
-          </w:rPr>
-          <w:instrText xml:space="preserve"> PAGEREF _Toc241864829 \h </w:instrText>
+          <w:instrText xml:space="preserve"> PAGEREF _Toc242178411 \h </w:instrText>
         </w:r>
         <w:r>
           <w:rPr>
@@ -2894,13 +2746,13 @@
           <w14:ligatures w14:val="standardContextual"/>
         </w:rPr>
       </w:pPr>
-      <w:hyperlink w:anchor="_Toc241864830" w:history="1">
+      <w:hyperlink w:anchor="_Toc242178412" w:history="1">
         <w:r>
           <w:rPr>
             <w:rStyle w:val="affa"/>
             <w:noProof/>
           </w:rPr>
-          <w:t>BR-029 Конкурентність</w:t>
+          <w:t>BR-027 Сесії</w:t>
         </w:r>
         <w:r>
           <w:rPr>
@@ -2921,7 +2773,7 @@
             <w:noProof/>
             <w:webHidden/>
           </w:rPr>
-          <w:instrText xml:space="preserve"> PAGEREF _Toc241864830 \h </w:instrText>
+          <w:instrText xml:space="preserve"> PAGEREF _Toc242178412 \h </w:instrText>
         </w:r>
         <w:r>
           <w:rPr>
@@ -2968,13 +2820,13 @@
           <w14:ligatures w14:val="standardContextual"/>
         </w:rPr>
       </w:pPr>
-      <w:hyperlink w:anchor="_Toc241864831" w:history="1">
+      <w:hyperlink w:anchor="_Toc242178413" w:history="1">
         <w:r>
           <w:rPr>
             <w:rStyle w:val="affa"/>
             <w:noProof/>
           </w:rPr>
-          <w:t>BR-030 Server first</w:t>
+          <w:t>BR-028 Примусова зміна пароля</w:t>
         </w:r>
         <w:r>
           <w:rPr>
@@ -2995,7 +2847,7 @@
             <w:noProof/>
             <w:webHidden/>
           </w:rPr>
-          <w:instrText xml:space="preserve"> PAGEREF _Toc241864831 \h </w:instrText>
+          <w:instrText xml:space="preserve"> PAGEREF _Toc242178413 \h </w:instrText>
         </w:r>
         <w:r>
           <w:rPr>
@@ -3042,13 +2894,13 @@
           <w14:ligatures w14:val="standardContextual"/>
         </w:rPr>
       </w:pPr>
-      <w:hyperlink w:anchor="_Toc241864832" w:history="1">
+      <w:hyperlink w:anchor="_Toc242178414" w:history="1">
         <w:r>
           <w:rPr>
             <w:rStyle w:val="affa"/>
             <w:noProof/>
           </w:rPr>
-          <w:t>BR-031 Аналітика</w:t>
+          <w:t>BR-029 Конкурентність</w:t>
         </w:r>
         <w:r>
           <w:rPr>
@@ -3069,7 +2921,7 @@
             <w:noProof/>
             <w:webHidden/>
           </w:rPr>
-          <w:instrText xml:space="preserve"> PAGEREF _Toc241864832 \h </w:instrText>
+          <w:instrText xml:space="preserve"> PAGEREF _Toc242178414 \h </w:instrText>
         </w:r>
         <w:r>
           <w:rPr>
@@ -3116,13 +2968,13 @@
           <w14:ligatures w14:val="standardContextual"/>
         </w:rPr>
       </w:pPr>
-      <w:hyperlink w:anchor="_Toc241864833" w:history="1">
+      <w:hyperlink w:anchor="_Toc242178415" w:history="1">
         <w:r>
           <w:rPr>
             <w:rStyle w:val="affa"/>
             <w:noProof/>
           </w:rPr>
-          <w:t>BR-032 Експорт</w:t>
+          <w:t>BR-030 Server first</w:t>
         </w:r>
         <w:r>
           <w:rPr>
@@ -3143,7 +2995,7 @@
             <w:noProof/>
             <w:webHidden/>
           </w:rPr>
-          <w:instrText xml:space="preserve"> PAGEREF _Toc241864833 \h </w:instrText>
+          <w:instrText xml:space="preserve"> PAGEREF _Toc242178415 \h </w:instrText>
         </w:r>
         <w:r>
           <w:rPr>
@@ -3190,7 +3042,155 @@
           <w14:ligatures w14:val="standardContextual"/>
         </w:rPr>
       </w:pPr>
-      <w:hyperlink w:anchor="_Toc241864834" w:history="1">
+      <w:hyperlink w:anchor="_Toc242178416" w:history="1">
+        <w:r>
+          <w:rPr>
+            <w:rStyle w:val="affa"/>
+            <w:noProof/>
+          </w:rPr>
+          <w:t>BR-031 Аналітика</w:t>
+        </w:r>
+        <w:r>
+          <w:rPr>
+            <w:noProof/>
+            <w:webHidden/>
+          </w:rPr>
+          <w:tab/>
+        </w:r>
+        <w:r>
+          <w:rPr>
+            <w:noProof/>
+            <w:webHidden/>
+          </w:rPr>
+          <w:fldChar w:fldCharType="begin"/>
+        </w:r>
+        <w:r>
+          <w:rPr>
+            <w:noProof/>
+            <w:webHidden/>
+          </w:rPr>
+          <w:instrText xml:space="preserve"> PAGEREF _Toc242178416 \h </w:instrText>
+        </w:r>
+        <w:r>
+          <w:rPr>
+            <w:noProof/>
+            <w:webHidden/>
+          </w:rPr>
+        </w:r>
+        <w:r>
+          <w:rPr>
+            <w:noProof/>
+            <w:webHidden/>
+          </w:rPr>
+          <w:fldChar w:fldCharType="separate"/>
+        </w:r>
+        <w:r>
+          <w:rPr>
+            <w:noProof/>
+            <w:webHidden/>
+          </w:rPr>
+          <w:t>8</w:t>
+        </w:r>
+        <w:r>
+          <w:rPr>
+            <w:noProof/>
+            <w:webHidden/>
+          </w:rPr>
+          <w:fldChar w:fldCharType="end"/>
+        </w:r>
+      </w:hyperlink>
+    </w:p>
+    <w:p>
+      <w:pPr>
+        <w:pStyle w:val="2f1"/>
+        <w:tabs>
+          <w:tab w:val="right" w:leader="dot" w:pos="10076"/>
+        </w:tabs>
+        <w:rPr>
+          <w:rFonts w:asciiTheme="minorHAnsi" w:hAnsiTheme="minorHAnsi"/>
+          <w:noProof/>
+          <w:kern w:val="2"/>
+          <w:sz w:val="24"/>
+          <w:szCs w:val="24"/>
+          <w:lang w:eastAsia="uk-UA"/>
+          <w14:ligatures w14:val="standardContextual"/>
+        </w:rPr>
+      </w:pPr>
+      <w:hyperlink w:anchor="_Toc242178417" w:history="1">
+        <w:r>
+          <w:rPr>
+            <w:rStyle w:val="affa"/>
+            <w:noProof/>
+          </w:rPr>
+          <w:t>BR-032 Експорт</w:t>
+        </w:r>
+        <w:r>
+          <w:rPr>
+            <w:noProof/>
+            <w:webHidden/>
+          </w:rPr>
+          <w:tab/>
+        </w:r>
+        <w:r>
+          <w:rPr>
+            <w:noProof/>
+            <w:webHidden/>
+          </w:rPr>
+          <w:fldChar w:fldCharType="begin"/>
+        </w:r>
+        <w:r>
+          <w:rPr>
+            <w:noProof/>
+            <w:webHidden/>
+          </w:rPr>
+          <w:instrText xml:space="preserve"> PAGEREF _Toc242178417 \h </w:instrText>
+        </w:r>
+        <w:r>
+          <w:rPr>
+            <w:noProof/>
+            <w:webHidden/>
+          </w:rPr>
+        </w:r>
+        <w:r>
+          <w:rPr>
+            <w:noProof/>
+            <w:webHidden/>
+          </w:rPr>
+          <w:fldChar w:fldCharType="separate"/>
+        </w:r>
+        <w:r>
+          <w:rPr>
+            <w:noProof/>
+            <w:webHidden/>
+          </w:rPr>
+          <w:t>8</w:t>
+        </w:r>
+        <w:r>
+          <w:rPr>
+            <w:noProof/>
+            <w:webHidden/>
+          </w:rPr>
+          <w:fldChar w:fldCharType="end"/>
+        </w:r>
+      </w:hyperlink>
+    </w:p>
+    <w:p>
+      <w:pPr>
+        <w:pStyle w:val="2f1"/>
+        <w:tabs>
+          <w:tab w:val="right" w:leader="dot" w:pos="10076"/>
+        </w:tabs>
+        <w:rPr>
+          <w:rFonts w:asciiTheme="minorHAnsi" w:hAnsiTheme="minorHAnsi"/>
+          <w:noProof/>
+          <w:kern w:val="2"/>
+          <w:sz w:val="24"/>
+          <w:szCs w:val="24"/>
+          <w:lang w:eastAsia="uk-UA"/>
+          <w14:ligatures w14:val="standardContextual"/>
+        </w:rPr>
+      </w:pPr>
+      <w:hyperlink w:anchor="_Toc242178418" w:history="1">
         <w:r>
           <w:rPr>
             <w:rStyle w:val="affa"/>
@@ -3217,7 +3217,81 @@
             <w:noProof/>
             <w:webHidden/>
           </w:rPr>
-          <w:instrText xml:space="preserve"> PAGEREF _Toc241864834 \h </w:instrText>
+          <w:instrText xml:space="preserve"> PAGEREF _Toc242178418 \h </w:instrText>
+        </w:r>
+        <w:r>
+          <w:rPr>
+            <w:noProof/>
+            <w:webHidden/>
+          </w:rPr>
+        </w:r>
+        <w:r>
+          <w:rPr>
+            <w:noProof/>
+            <w:webHidden/>
+          </w:rPr>
+          <w:fldChar w:fldCharType="separate"/>
+        </w:r>
+        <w:r>
+          <w:rPr>
+            <w:noProof/>
+            <w:webHidden/>
+          </w:rPr>
+          <w:t>8</w:t>
+        </w:r>
+        <w:r>
+          <w:rPr>
+            <w:noProof/>
+            <w:webHidden/>
+          </w:rPr>
+          <w:fldChar w:fldCharType="end"/>
+        </w:r>
+      </w:hyperlink>
+    </w:p>
+    <w:p>
+      <w:pPr>
+        <w:pStyle w:val="2f1"/>
+        <w:tabs>
+          <w:tab w:val="right" w:leader="dot" w:pos="10076"/>
+        </w:tabs>
+        <w:rPr>
+          <w:rFonts w:asciiTheme="minorHAnsi" w:hAnsiTheme="minorHAnsi"/>
+          <w:noProof/>
+          <w:kern w:val="2"/>
+          <w:sz w:val="24"/>
+          <w:szCs w:val="24"/>
+          <w:lang w:eastAsia="uk-UA"/>
+          <w14:ligatures w14:val="standardContextual"/>
+        </w:rPr>
+      </w:pPr>
+      <w:hyperlink w:anchor="_Toc242178419" w:history="1">
+        <w:r>
+          <w:rPr>
+            <w:rStyle w:val="affa"/>
+            <w:noProof/>
+          </w:rPr>
+          <w:t>BR-034 Пов’язані ініціативи</w:t>
+        </w:r>
+        <w:r>
+          <w:rPr>
+            <w:noProof/>
+            <w:webHidden/>
+          </w:rPr>
+          <w:tab/>
+        </w:r>
+        <w:r>
+          <w:rPr>
+            <w:noProof/>
+            <w:webHidden/>
+          </w:rPr>
+          <w:fldChar w:fldCharType="begin"/>
+        </w:r>
+        <w:r>
+          <w:rPr>
+            <w:noProof/>
+            <w:webHidden/>
+          </w:rPr>
+          <w:instrText xml:space="preserve"> PAGEREF _Toc242178419 \h </w:instrText>
         </w:r>
         <w:r>
           <w:rPr>
@@ -3264,7 +3338,7 @@
           <w14:ligatures w14:val="standardContextual"/>
         </w:rPr>
       </w:pPr>
-      <w:hyperlink w:anchor="_Toc241864835" w:history="1">
+      <w:hyperlink w:anchor="_Toc242178420" w:history="1">
         <w:r>
           <w:rPr>
             <w:rStyle w:val="affa"/>
@@ -3291,81 +3365,7 @@
             <w:noProof/>
             <w:webHidden/>
           </w:rPr>
-          <w:instrText xml:space="preserve"> PAGEREF _Toc241864835 \h </w:instrText>
-        </w:r>
-        <w:r>
-          <w:rPr>
-            <w:noProof/>
-            <w:webHidden/>
-          </w:rPr>
-        </w:r>
-        <w:r>
-          <w:rPr>
-            <w:noProof/>
-            <w:webHidden/>
-          </w:rPr>
-          <w:fldChar w:fldCharType="separate"/>
-        </w:r>
-        <w:r>
-          <w:rPr>
-            <w:noProof/>
-            <w:webHidden/>
-          </w:rPr>
-          <w:t>8</w:t>
-        </w:r>
-        <w:r>
-          <w:rPr>
-            <w:noProof/>
-            <w:webHidden/>
-          </w:rPr>
-          <w:fldChar w:fldCharType="end"/>
-        </w:r>
-      </w:hyperlink>
-    </w:p>
-    <w:p>
-      <w:pPr>
-        <w:pStyle w:val="1d"/>
-        <w:tabs>
-          <w:tab w:val="right" w:leader="dot" w:pos="10076"/>
-        </w:tabs>
-        <w:rPr>
-          <w:rFonts w:asciiTheme="minorHAnsi" w:hAnsiTheme="minorHAnsi"/>
-          <w:noProof/>
-          <w:kern w:val="2"/>
-          <w:sz w:val="24"/>
-          <w:szCs w:val="24"/>
-          <w:lang w:eastAsia="uk-UA"/>
-          <w14:ligatures w14:val="standardContextual"/>
-        </w:rPr>
-      </w:pPr>
-      <w:hyperlink w:anchor="_Toc241864836" w:history="1">
-        <w:r>
-          <w:rPr>
-            <w:rStyle w:val="affa"/>
-            <w:noProof/>
-          </w:rPr>
-          <w:t>5 Розрахунки</w:t>
-        </w:r>
-        <w:r>
-          <w:rPr>
-            <w:noProof/>
-            <w:webHidden/>
-          </w:rPr>
-          <w:tab/>
-        </w:r>
-        <w:r>
-          <w:rPr>
-            <w:noProof/>
-            <w:webHidden/>
-          </w:rPr>
-          <w:fldChar w:fldCharType="begin"/>
-        </w:r>
-        <w:r>
-          <w:rPr>
-            <w:noProof/>
-            <w:webHidden/>
-          </w:rPr>
-          <w:instrText xml:space="preserve"> PAGEREF _Toc241864836 \h </w:instrText>
+          <w:instrText xml:space="preserve"> PAGEREF _Toc242178420 \h </w:instrText>
         </w:r>
         <w:r>
           <w:rPr>
@@ -3412,13 +3412,13 @@
           <w14:ligatures w14:val="standardContextual"/>
         </w:rPr>
       </w:pPr>
-      <w:hyperlink w:anchor="_Toc241864837" w:history="1">
+      <w:hyperlink w:anchor="_Toc242178421" w:history="1">
         <w:r>
           <w:rPr>
             <w:rStyle w:val="affa"/>
             <w:noProof/>
           </w:rPr>
-          <w:t>6 Повний каталог сутностей</w:t>
+          <w:t>5 Розрахунки</w:t>
         </w:r>
         <w:r>
           <w:rPr>
@@ -3439,7 +3439,7 @@
             <w:noProof/>
             <w:webHidden/>
           </w:rPr>
-          <w:instrText xml:space="preserve"> PAGEREF _Toc241864837 \h </w:instrText>
+          <w:instrText xml:space="preserve"> PAGEREF _Toc242178421 \h </w:instrText>
         </w:r>
         <w:r>
           <w:rPr>
@@ -3472,7 +3472,7 @@
     </w:p>
     <w:p>
       <w:pPr>
-        <w:pStyle w:val="2f1"/>
+        <w:pStyle w:val="1d"/>
         <w:tabs>
           <w:tab w:val="right" w:leader="dot" w:pos="10076"/>
         </w:tabs>
@@ -3486,13 +3486,13 @@
           <w14:ligatures w14:val="standardContextual"/>
         </w:rPr>
       </w:pPr>
-      <w:hyperlink w:anchor="_Toc241864838" w:history="1">
+      <w:hyperlink w:anchor="_Toc242178422" w:history="1">
         <w:r>
           <w:rPr>
             <w:rStyle w:val="affa"/>
             <w:noProof/>
           </w:rPr>
-          <w:t>6.1 Системна роль — Role</w:t>
+          <w:t>6 Повний каталог сутностей</w:t>
         </w:r>
         <w:r>
           <w:rPr>
@@ -3513,81 +3513,7 @@
             <w:noProof/>
             <w:webHidden/>
           </w:rPr>
-          <w:instrText xml:space="preserve"> PAGEREF _Toc241864838 \h </w:instrText>
-        </w:r>
-        <w:r>
-          <w:rPr>
-            <w:noProof/>
-            <w:webHidden/>
-          </w:rPr>
-        </w:r>
-        <w:r>
-          <w:rPr>
-            <w:noProof/>
-            <w:webHidden/>
-          </w:rPr>
-          <w:fldChar w:fldCharType="separate"/>
-        </w:r>
-        <w:r>
-          <w:rPr>
-            <w:noProof/>
-            <w:webHidden/>
-          </w:rPr>
-          <w:t>9</w:t>
-        </w:r>
-        <w:r>
-          <w:rPr>
-            <w:noProof/>
-            <w:webHidden/>
-          </w:rPr>
-          <w:fldChar w:fldCharType="end"/>
-        </w:r>
-      </w:hyperlink>
-    </w:p>
-    <w:p>
-      <w:pPr>
-        <w:pStyle w:val="2f1"/>
-        <w:tabs>
-          <w:tab w:val="right" w:leader="dot" w:pos="10076"/>
-        </w:tabs>
-        <w:rPr>
-          <w:rFonts w:asciiTheme="minorHAnsi" w:hAnsiTheme="minorHAnsi"/>
-          <w:noProof/>
-          <w:kern w:val="2"/>
-          <w:sz w:val="24"/>
-          <w:szCs w:val="24"/>
-          <w:lang w:eastAsia="uk-UA"/>
-          <w14:ligatures w14:val="standardContextual"/>
-        </w:rPr>
-      </w:pPr>
-      <w:hyperlink w:anchor="_Toc241864839" w:history="1">
-        <w:r>
-          <w:rPr>
-            <w:rStyle w:val="affa"/>
-            <w:noProof/>
-          </w:rPr>
-          <w:t>6.2 Користувач — User</w:t>
-        </w:r>
-        <w:r>
-          <w:rPr>
-            <w:noProof/>
-            <w:webHidden/>
-          </w:rPr>
-          <w:tab/>
-        </w:r>
-        <w:r>
-          <w:rPr>
-            <w:noProof/>
-            <w:webHidden/>
-          </w:rPr>
-          <w:fldChar w:fldCharType="begin"/>
-        </w:r>
-        <w:r>
-          <w:rPr>
-            <w:noProof/>
-            <w:webHidden/>
-          </w:rPr>
-          <w:instrText xml:space="preserve"> PAGEREF _Toc241864839 \h </w:instrText>
+          <w:instrText xml:space="preserve"> PAGEREF _Toc242178422 \h </w:instrText>
         </w:r>
         <w:r>
           <w:rPr>
@@ -3634,7 +3560,155 @@
           <w14:ligatures w14:val="standardContextual"/>
         </w:rPr>
       </w:pPr>
-      <w:hyperlink w:anchor="_Toc241864840" w:history="1">
+      <w:hyperlink w:anchor="_Toc242178423" w:history="1">
+        <w:r>
+          <w:rPr>
+            <w:rStyle w:val="affa"/>
+            <w:noProof/>
+          </w:rPr>
+          <w:t>6.1 Системна роль — Role</w:t>
+        </w:r>
+        <w:r>
+          <w:rPr>
+            <w:noProof/>
+            <w:webHidden/>
+          </w:rPr>
+          <w:tab/>
+        </w:r>
+        <w:r>
+          <w:rPr>
+            <w:noProof/>
+            <w:webHidden/>
+          </w:rPr>
+          <w:fldChar w:fldCharType="begin"/>
+        </w:r>
+        <w:r>
+          <w:rPr>
+            <w:noProof/>
+            <w:webHidden/>
+          </w:rPr>
+          <w:instrText xml:space="preserve"> PAGEREF _Toc242178423 \h </w:instrText>
+        </w:r>
+        <w:r>
+          <w:rPr>
+            <w:noProof/>
+            <w:webHidden/>
+          </w:rPr>
+        </w:r>
+        <w:r>
+          <w:rPr>
+            <w:noProof/>
+            <w:webHidden/>
+          </w:rPr>
+          <w:fldChar w:fldCharType="separate"/>
+        </w:r>
+        <w:r>
+          <w:rPr>
+            <w:noProof/>
+            <w:webHidden/>
+          </w:rPr>
+          <w:t>10</w:t>
+        </w:r>
+        <w:r>
+          <w:rPr>
+            <w:noProof/>
+            <w:webHidden/>
+          </w:rPr>
+          <w:fldChar w:fldCharType="end"/>
+        </w:r>
+      </w:hyperlink>
+    </w:p>
+    <w:p>
+      <w:pPr>
+        <w:pStyle w:val="2f1"/>
+        <w:tabs>
+          <w:tab w:val="right" w:leader="dot" w:pos="10076"/>
+        </w:tabs>
+        <w:rPr>
+          <w:rFonts w:asciiTheme="minorHAnsi" w:hAnsiTheme="minorHAnsi"/>
+          <w:noProof/>
+          <w:kern w:val="2"/>
+          <w:sz w:val="24"/>
+          <w:szCs w:val="24"/>
+          <w:lang w:eastAsia="uk-UA"/>
+          <w14:ligatures w14:val="standardContextual"/>
+        </w:rPr>
+      </w:pPr>
+      <w:hyperlink w:anchor="_Toc242178424" w:history="1">
+        <w:r>
+          <w:rPr>
+            <w:rStyle w:val="affa"/>
+            <w:noProof/>
+          </w:rPr>
+          <w:t>6.2 Користувач — User</w:t>
+        </w:r>
+        <w:r>
+          <w:rPr>
+            <w:noProof/>
+            <w:webHidden/>
+          </w:rPr>
+          <w:tab/>
+        </w:r>
+        <w:r>
+          <w:rPr>
+            <w:noProof/>
+            <w:webHidden/>
+          </w:rPr>
+          <w:fldChar w:fldCharType="begin"/>
+        </w:r>
+        <w:r>
+          <w:rPr>
+            <w:noProof/>
+            <w:webHidden/>
+          </w:rPr>
+          <w:instrText xml:space="preserve"> PAGEREF _Toc242178424 \h </w:instrText>
+        </w:r>
+        <w:r>
+          <w:rPr>
+            <w:noProof/>
+            <w:webHidden/>
+          </w:rPr>
+        </w:r>
+        <w:r>
+          <w:rPr>
+            <w:noProof/>
+            <w:webHidden/>
+          </w:rPr>
+          <w:fldChar w:fldCharType="separate"/>
+        </w:r>
+        <w:r>
+          <w:rPr>
+            <w:noProof/>
+            <w:webHidden/>
+          </w:rPr>
+          <w:t>10</w:t>
+        </w:r>
+        <w:r>
+          <w:rPr>
+            <w:noProof/>
+            <w:webHidden/>
+          </w:rPr>
+          <w:fldChar w:fldCharType="end"/>
+        </w:r>
+      </w:hyperlink>
+    </w:p>
+    <w:p>
+      <w:pPr>
+        <w:pStyle w:val="2f1"/>
+        <w:tabs>
+          <w:tab w:val="right" w:leader="dot" w:pos="10076"/>
+        </w:tabs>
+        <w:rPr>
+          <w:rFonts w:asciiTheme="minorHAnsi" w:hAnsiTheme="minorHAnsi"/>
+          <w:noProof/>
+          <w:kern w:val="2"/>
+          <w:sz w:val="24"/>
+          <w:szCs w:val="24"/>
+          <w:lang w:eastAsia="uk-UA"/>
+          <w14:ligatures w14:val="standardContextual"/>
+        </w:rPr>
+      </w:pPr>
+      <w:hyperlink w:anchor="_Toc242178425" w:history="1">
         <w:r>
           <w:rPr>
             <w:rStyle w:val="affa"/>
@@ -3661,7 +3735,7 @@
             <w:noProof/>
             <w:webHidden/>
           </w:rPr>
-          <w:instrText xml:space="preserve"> PAGEREF _Toc241864840 \h </w:instrText>
+          <w:instrText xml:space="preserve"> PAGEREF _Toc242178425 \h </w:instrText>
         </w:r>
         <w:r>
           <w:rPr>
@@ -3708,7 +3782,7 @@
           <w14:ligatures w14:val="standardContextual"/>
         </w:rPr>
       </w:pPr>
-      <w:hyperlink w:anchor="_Toc241864841" w:history="1">
+      <w:hyperlink w:anchor="_Toc242178426" w:history="1">
         <w:r>
           <w:rPr>
             <w:rStyle w:val="affa"/>
@@ -3735,81 +3809,7 @@
             <w:noProof/>
             <w:webHidden/>
           </w:rPr>
-          <w:instrText xml:space="preserve"> PAGEREF _Toc241864841 \h </w:instrText>
-        </w:r>
-        <w:r>
-          <w:rPr>
-            <w:noProof/>
-            <w:webHidden/>
-          </w:rPr>
-        </w:r>
-        <w:r>
-          <w:rPr>
-            <w:noProof/>
-            <w:webHidden/>
-          </w:rPr>
-          <w:fldChar w:fldCharType="separate"/>
-        </w:r>
-        <w:r>
-          <w:rPr>
-            <w:noProof/>
-            <w:webHidden/>
-          </w:rPr>
-          <w:t>11</w:t>
-        </w:r>
-        <w:r>
-          <w:rPr>
-            <w:noProof/>
-            <w:webHidden/>
-          </w:rPr>
-          <w:fldChar w:fldCharType="end"/>
-        </w:r>
-      </w:hyperlink>
-    </w:p>
-    <w:p>
-      <w:pPr>
-        <w:pStyle w:val="2f1"/>
-        <w:tabs>
-          <w:tab w:val="right" w:leader="dot" w:pos="10076"/>
-        </w:tabs>
-        <w:rPr>
-          <w:rFonts w:asciiTheme="minorHAnsi" w:hAnsiTheme="minorHAnsi"/>
-          <w:noProof/>
-          <w:kern w:val="2"/>
-          <w:sz w:val="24"/>
-          <w:szCs w:val="24"/>
-          <w:lang w:eastAsia="uk-UA"/>
-          <w14:ligatures w14:val="standardContextual"/>
-        </w:rPr>
-      </w:pPr>
-      <w:hyperlink w:anchor="_Toc241864842" w:history="1">
-        <w:r>
-          <w:rPr>
-            <w:rStyle w:val="affa"/>
-            <w:noProof/>
-          </w:rPr>
-          <w:t>6.5 Права ролі — RolePermission</w:t>
-        </w:r>
-        <w:r>
-          <w:rPr>
-            <w:noProof/>
-            <w:webHidden/>
-          </w:rPr>
-          <w:tab/>
-        </w:r>
-        <w:r>
-          <w:rPr>
-            <w:noProof/>
-            <w:webHidden/>
-          </w:rPr>
-          <w:fldChar w:fldCharType="begin"/>
-        </w:r>
-        <w:r>
-          <w:rPr>
-            <w:noProof/>
-            <w:webHidden/>
-          </w:rPr>
-          <w:instrText xml:space="preserve"> PAGEREF _Toc241864842 \h </w:instrText>
+          <w:instrText xml:space="preserve"> PAGEREF _Toc242178426 \h </w:instrText>
         </w:r>
         <w:r>
           <w:rPr>
@@ -3856,13 +3856,13 @@
           <w14:ligatures w14:val="standardContextual"/>
         </w:rPr>
       </w:pPr>
-      <w:hyperlink w:anchor="_Toc241864843" w:history="1">
+      <w:hyperlink w:anchor="_Toc242178427" w:history="1">
         <w:r>
           <w:rPr>
             <w:rStyle w:val="affa"/>
             <w:noProof/>
           </w:rPr>
-          <w:t>6.6 Підрозділ — Department</w:t>
+          <w:t>6.5 Права ролі — RolePermission</w:t>
         </w:r>
         <w:r>
           <w:rPr>
@@ -3883,7 +3883,7 @@
             <w:noProof/>
             <w:webHidden/>
           </w:rPr>
-          <w:instrText xml:space="preserve"> PAGEREF _Toc241864843 \h </w:instrText>
+          <w:instrText xml:space="preserve"> PAGEREF _Toc242178427 \h </w:instrText>
         </w:r>
         <w:r>
           <w:rPr>
@@ -3930,13 +3930,13 @@
           <w14:ligatures w14:val="standardContextual"/>
         </w:rPr>
       </w:pPr>
-      <w:hyperlink w:anchor="_Toc241864844" w:history="1">
+      <w:hyperlink w:anchor="_Toc242178428" w:history="1">
         <w:r>
           <w:rPr>
             <w:rStyle w:val="affa"/>
             <w:noProof/>
           </w:rPr>
-          <w:t>6.7 Історія ліміту підрозділу — DepartmentCapacityHistory</w:t>
+          <w:t>6.6 Підрозділ — Department</w:t>
         </w:r>
         <w:r>
           <w:rPr>
@@ -3957,7 +3957,7 @@
             <w:noProof/>
             <w:webHidden/>
           </w:rPr>
-          <w:instrText xml:space="preserve"> PAGEREF _Toc241864844 \h </w:instrText>
+          <w:instrText xml:space="preserve"> PAGEREF _Toc242178428 \h </w:instrText>
         </w:r>
         <w:r>
           <w:rPr>
@@ -4004,13 +4004,13 @@
           <w14:ligatures w14:val="standardContextual"/>
         </w:rPr>
       </w:pPr>
-      <w:hyperlink w:anchor="_Toc241864845" w:history="1">
+      <w:hyperlink w:anchor="_Toc242178429" w:history="1">
         <w:r>
           <w:rPr>
             <w:rStyle w:val="affa"/>
             <w:noProof/>
           </w:rPr>
-          <w:t>6.8 Менеджер — Manager</w:t>
+          <w:t>6.7 Історія ліміту підрозділу — DepartmentCapacityHistory</w:t>
         </w:r>
         <w:r>
           <w:rPr>
@@ -4031,7 +4031,7 @@
             <w:noProof/>
             <w:webHidden/>
           </w:rPr>
-          <w:instrText xml:space="preserve"> PAGEREF _Toc241864845 \h </w:instrText>
+          <w:instrText xml:space="preserve"> PAGEREF _Toc242178429 \h </w:instrText>
         </w:r>
         <w:r>
           <w:rPr>
@@ -4078,13 +4078,13 @@
           <w14:ligatures w14:val="standardContextual"/>
         </w:rPr>
       </w:pPr>
-      <w:hyperlink w:anchor="_Toc241864846" w:history="1">
+      <w:hyperlink w:anchor="_Toc242178430" w:history="1">
         <w:r>
           <w:rPr>
             <w:rStyle w:val="affa"/>
             <w:noProof/>
           </w:rPr>
-          <w:t>6.9 Пріоритет — Priority</w:t>
+          <w:t>6.8 Менеджер — Manager</w:t>
         </w:r>
         <w:r>
           <w:rPr>
@@ -4105,7 +4105,7 @@
             <w:noProof/>
             <w:webHidden/>
           </w:rPr>
-          <w:instrText xml:space="preserve"> PAGEREF _Toc241864846 \h </w:instrText>
+          <w:instrText xml:space="preserve"> PAGEREF _Toc242178430 \h </w:instrText>
         </w:r>
         <w:r>
           <w:rPr>
@@ -4152,7 +4152,81 @@
           <w14:ligatures w14:val="standardContextual"/>
         </w:rPr>
       </w:pPr>
-      <w:hyperlink w:anchor="_Toc241864847" w:history="1">
+      <w:hyperlink w:anchor="_Toc242178431" w:history="1">
+        <w:r>
+          <w:rPr>
+            <w:rStyle w:val="affa"/>
+            <w:noProof/>
+          </w:rPr>
+          <w:t>6.9 Пріоритет — Priority</w:t>
+        </w:r>
+        <w:r>
+          <w:rPr>
+            <w:noProof/>
+            <w:webHidden/>
+          </w:rPr>
+          <w:tab/>
+        </w:r>
+        <w:r>
+          <w:rPr>
+            <w:noProof/>
+            <w:webHidden/>
+          </w:rPr>
+          <w:fldChar w:fldCharType="begin"/>
+        </w:r>
+        <w:r>
+          <w:rPr>
+            <w:noProof/>
+            <w:webHidden/>
+          </w:rPr>
+          <w:instrText xml:space="preserve"> PAGEREF _Toc242178431 \h </w:instrText>
+        </w:r>
+        <w:r>
+          <w:rPr>
+            <w:noProof/>
+            <w:webHidden/>
+          </w:rPr>
+        </w:r>
+        <w:r>
+          <w:rPr>
+            <w:noProof/>
+            <w:webHidden/>
+          </w:rPr>
+          <w:fldChar w:fldCharType="separate"/>
+        </w:r>
+        <w:r>
+          <w:rPr>
+            <w:noProof/>
+            <w:webHidden/>
+          </w:rPr>
+          <w:t>14</w:t>
+        </w:r>
+        <w:r>
+          <w:rPr>
+            <w:noProof/>
+            <w:webHidden/>
+          </w:rPr>
+          <w:fldChar w:fldCharType="end"/>
+        </w:r>
+      </w:hyperlink>
+    </w:p>
+    <w:p>
+      <w:pPr>
+        <w:pStyle w:val="2f1"/>
+        <w:tabs>
+          <w:tab w:val="right" w:leader="dot" w:pos="10076"/>
+        </w:tabs>
+        <w:rPr>
+          <w:rFonts w:asciiTheme="minorHAnsi" w:hAnsiTheme="minorHAnsi"/>
+          <w:noProof/>
+          <w:kern w:val="2"/>
+          <w:sz w:val="24"/>
+          <w:szCs w:val="24"/>
+          <w:lang w:eastAsia="uk-UA"/>
+          <w14:ligatures w14:val="standardContextual"/>
+        </w:rPr>
+      </w:pPr>
+      <w:hyperlink w:anchor="_Toc242178432" w:history="1">
         <w:r>
           <w:rPr>
             <w:rStyle w:val="affa"/>
@@ -4179,7 +4253,7 @@
             <w:noProof/>
             <w:webHidden/>
           </w:rPr>
-          <w:instrText xml:space="preserve"> PAGEREF _Toc241864847 \h </w:instrText>
+          <w:instrText xml:space="preserve"> PAGEREF _Toc242178432 \h </w:instrText>
         </w:r>
         <w:r>
           <w:rPr>
@@ -4226,7 +4300,7 @@
           <w14:ligatures w14:val="standardContextual"/>
         </w:rPr>
       </w:pPr>
-      <w:hyperlink w:anchor="_Toc241864848" w:history="1">
+      <w:hyperlink w:anchor="_Toc242178433" w:history="1">
         <w:r>
           <w:rPr>
             <w:rStyle w:val="affa"/>
@@ -4253,7 +4327,7 @@
             <w:noProof/>
             <w:webHidden/>
           </w:rPr>
-          <w:instrText xml:space="preserve"> PAGEREF _Toc241864848 \h </w:instrText>
+          <w:instrText xml:space="preserve"> PAGEREF _Toc242178433 \h </w:instrText>
         </w:r>
         <w:r>
           <w:rPr>
@@ -4300,7 +4374,7 @@
           <w14:ligatures w14:val="standardContextual"/>
         </w:rPr>
       </w:pPr>
-      <w:hyperlink w:anchor="_Toc241864849" w:history="1">
+      <w:hyperlink w:anchor="_Toc242178434" w:history="1">
         <w:r>
           <w:rPr>
             <w:rStyle w:val="affa"/>
@@ -4327,7 +4401,7 @@
             <w:noProof/>
             <w:webHidden/>
           </w:rPr>
-          <w:instrText xml:space="preserve"> PAGEREF _Toc241864849 \h </w:instrText>
+          <w:instrText xml:space="preserve"> PAGEREF _Toc242178434 \h </w:instrText>
         </w:r>
         <w:r>
           <w:rPr>
@@ -4374,7 +4448,7 @@
           <w14:ligatures w14:val="standardContextual"/>
         </w:rPr>
       </w:pPr>
-      <w:hyperlink w:anchor="_Toc241864850" w:history="1">
+      <w:hyperlink w:anchor="_Toc242178435" w:history="1">
         <w:r>
           <w:rPr>
             <w:rStyle w:val="affa"/>
@@ -4401,81 +4475,7 @@
             <w:noProof/>
             <w:webHidden/>
           </w:rPr>
-          <w:instrText xml:space="preserve"> PAGEREF _Toc241864850 \h </w:instrText>
-        </w:r>
-        <w:r>
-          <w:rPr>
-            <w:noProof/>
-            <w:webHidden/>
-          </w:rPr>
-        </w:r>
-        <w:r>
-          <w:rPr>
-            <w:noProof/>
-            <w:webHidden/>
-          </w:rPr>
-          <w:fldChar w:fldCharType="separate"/>
-        </w:r>
-        <w:r>
-          <w:rPr>
-            <w:noProof/>
-            <w:webHidden/>
-          </w:rPr>
-          <w:t>16</w:t>
-        </w:r>
-        <w:r>
-          <w:rPr>
-            <w:noProof/>
-            <w:webHidden/>
-          </w:rPr>
-          <w:fldChar w:fldCharType="end"/>
-        </w:r>
-      </w:hyperlink>
-    </w:p>
-    <w:p>
-      <w:pPr>
-        <w:pStyle w:val="2f1"/>
-        <w:tabs>
-          <w:tab w:val="right" w:leader="dot" w:pos="10076"/>
-        </w:tabs>
-        <w:rPr>
-          <w:rFonts w:asciiTheme="minorHAnsi" w:hAnsiTheme="minorHAnsi"/>
-          <w:noProof/>
-          <w:kern w:val="2"/>
-          <w:sz w:val="24"/>
-          <w:szCs w:val="24"/>
-          <w:lang w:eastAsia="uk-UA"/>
-          <w14:ligatures w14:val="standardContextual"/>
-        </w:rPr>
-      </w:pPr>
-      <w:hyperlink w:anchor="_Toc241864851" w:history="1">
-        <w:r>
-          <w:rPr>
-            <w:rStyle w:val="affa"/>
-            <w:noProof/>
-          </w:rPr>
-          <w:t>6.14 Варіант додаткового поля — CustomFieldOption</w:t>
-        </w:r>
-        <w:r>
-          <w:rPr>
-            <w:noProof/>
-            <w:webHidden/>
-          </w:rPr>
-          <w:tab/>
-        </w:r>
-        <w:r>
-          <w:rPr>
-            <w:noProof/>
-            <w:webHidden/>
-          </w:rPr>
-          <w:fldChar w:fldCharType="begin"/>
-        </w:r>
-        <w:r>
-          <w:rPr>
-            <w:noProof/>
-            <w:webHidden/>
-          </w:rPr>
-          <w:instrText xml:space="preserve"> PAGEREF _Toc241864851 \h </w:instrText>
+          <w:instrText xml:space="preserve"> PAGEREF _Toc242178435 \h </w:instrText>
         </w:r>
         <w:r>
           <w:rPr>
@@ -4522,13 +4522,13 @@
           <w14:ligatures w14:val="standardContextual"/>
         </w:rPr>
       </w:pPr>
-      <w:hyperlink w:anchor="_Toc241864852" w:history="1">
+      <w:hyperlink w:anchor="_Toc242178436" w:history="1">
         <w:r>
           <w:rPr>
             <w:rStyle w:val="affa"/>
             <w:noProof/>
           </w:rPr>
-          <w:t>6.15 Ініціатива — Initiative</w:t>
+          <w:t>6.14 Варіант додаткового поля — CustomFieldOption</w:t>
         </w:r>
         <w:r>
           <w:rPr>
@@ -4549,7 +4549,7 @@
             <w:noProof/>
             <w:webHidden/>
           </w:rPr>
-          <w:instrText xml:space="preserve"> PAGEREF _Toc241864852 \h </w:instrText>
+          <w:instrText xml:space="preserve"> PAGEREF _Toc242178436 \h </w:instrText>
         </w:r>
         <w:r>
           <w:rPr>
@@ -4596,13 +4596,13 @@
           <w14:ligatures w14:val="standardContextual"/>
         </w:rPr>
       </w:pPr>
-      <w:hyperlink w:anchor="_Toc241864853" w:history="1">
+      <w:hyperlink w:anchor="_Toc242178437" w:history="1">
         <w:r>
           <w:rPr>
             <w:rStyle w:val="affa"/>
             <w:noProof/>
           </w:rPr>
-          <w:t>6.16 Річний запис ініціативи — InitiativeYear</w:t>
+          <w:t>6.15 Ініціатива — Initiative</w:t>
         </w:r>
         <w:r>
           <w:rPr>
@@ -4623,7 +4623,7 @@
             <w:noProof/>
             <w:webHidden/>
           </w:rPr>
-          <w:instrText xml:space="preserve"> PAGEREF _Toc241864853 \h </w:instrText>
+          <w:instrText xml:space="preserve"> PAGEREF _Toc242178437 \h </w:instrText>
         </w:r>
         <w:r>
           <w:rPr>
@@ -4670,13 +4670,13 @@
           <w14:ligatures w14:val="standardContextual"/>
         </w:rPr>
       </w:pPr>
-      <w:hyperlink w:anchor="_Toc241864854" w:history="1">
+      <w:hyperlink w:anchor="_Toc242178438" w:history="1">
         <w:r>
           <w:rPr>
             <w:rStyle w:val="affa"/>
             <w:noProof/>
           </w:rPr>
-          <w:t>6.17 Підготовчий етап — PreparationStage</w:t>
+          <w:t>6.16 Зв’язок ініціатив — InitiativeRelation</w:t>
         </w:r>
         <w:r>
           <w:rPr>
@@ -4697,7 +4697,7 @@
             <w:noProof/>
             <w:webHidden/>
           </w:rPr>
-          <w:instrText xml:space="preserve"> PAGEREF _Toc241864854 \h </w:instrText>
+          <w:instrText xml:space="preserve"> PAGEREF _Toc242178438 \h </w:instrText>
         </w:r>
         <w:r>
           <w:rPr>
@@ -4744,13 +4744,13 @@
           <w14:ligatures w14:val="standardContextual"/>
         </w:rPr>
       </w:pPr>
-      <w:hyperlink w:anchor="_Toc241864855" w:history="1">
+      <w:hyperlink w:anchor="_Toc242178439" w:history="1">
         <w:r>
           <w:rPr>
             <w:rStyle w:val="affa"/>
             <w:noProof/>
           </w:rPr>
-          <w:t>6.18 Підрозділ підготовчого етапу — PreparationStageDepartment</w:t>
+          <w:t>6.17 Річний запис ініціативи — InitiativeYear</w:t>
         </w:r>
         <w:r>
           <w:rPr>
@@ -4771,7 +4771,7 @@
             <w:noProof/>
             <w:webHidden/>
           </w:rPr>
-          <w:instrText xml:space="preserve"> PAGEREF _Toc241864855 \h </w:instrText>
+          <w:instrText xml:space="preserve"> PAGEREF _Toc242178439 \h </w:instrText>
         </w:r>
         <w:r>
           <w:rPr>
@@ -4818,13 +4818,13 @@
           <w14:ligatures w14:val="standardContextual"/>
         </w:rPr>
       </w:pPr>
-      <w:hyperlink w:anchor="_Toc241864856" w:history="1">
+      <w:hyperlink w:anchor="_Toc242178440" w:history="1">
         <w:r>
           <w:rPr>
             <w:rStyle w:val="affa"/>
             <w:noProof/>
           </w:rPr>
-          <w:t>6.19 Квартальна картка — QuarterCard</w:t>
+          <w:t>6.18 Підготовчий етап — PreparationStage</w:t>
         </w:r>
         <w:r>
           <w:rPr>
@@ -4845,7 +4845,7 @@
             <w:noProof/>
             <w:webHidden/>
           </w:rPr>
-          <w:instrText xml:space="preserve"> PAGEREF _Toc241864856 \h </w:instrText>
+          <w:instrText xml:space="preserve"> PAGEREF _Toc242178440 \h </w:instrText>
         </w:r>
         <w:r>
           <w:rPr>
@@ -4892,13 +4892,13 @@
           <w14:ligatures w14:val="standardContextual"/>
         </w:rPr>
       </w:pPr>
-      <w:hyperlink w:anchor="_Toc241864857" w:history="1">
+      <w:hyperlink w:anchor="_Toc242178441" w:history="1">
         <w:r>
           <w:rPr>
             <w:rStyle w:val="affa"/>
             <w:noProof/>
           </w:rPr>
-          <w:t>6.20 Залучений підрозділ картки — QuarterCardDepartment</w:t>
+          <w:t>6.19 Підрозділ підготовчого етапу — PreparationStageDepartment</w:t>
         </w:r>
         <w:r>
           <w:rPr>
@@ -4919,7 +4919,7 @@
             <w:noProof/>
             <w:webHidden/>
           </w:rPr>
-          <w:instrText xml:space="preserve"> PAGEREF _Toc241864857 \h </w:instrText>
+          <w:instrText xml:space="preserve"> PAGEREF _Toc242178441 \h </w:instrText>
         </w:r>
         <w:r>
           <w:rPr>
@@ -4966,13 +4966,13 @@
           <w14:ligatures w14:val="standardContextual"/>
         </w:rPr>
       </w:pPr>
-      <w:hyperlink w:anchor="_Toc241864858" w:history="1">
+      <w:hyperlink w:anchor="_Toc242178442" w:history="1">
         <w:r>
           <w:rPr>
             <w:rStyle w:val="affa"/>
             <w:noProof/>
           </w:rPr>
-          <w:t>6.21 Група обсягу робіт — ScopeGroup</w:t>
+          <w:t>6.20 Квартальна картка — QuarterCard</w:t>
         </w:r>
         <w:r>
           <w:rPr>
@@ -4993,7 +4993,81 @@
             <w:noProof/>
             <w:webHidden/>
           </w:rPr>
-          <w:instrText xml:space="preserve"> PAGEREF _Toc241864858 \h </w:instrText>
+          <w:instrText xml:space="preserve"> PAGEREF _Toc242178442 \h </w:instrText>
+        </w:r>
+        <w:r>
+          <w:rPr>
+            <w:noProof/>
+            <w:webHidden/>
+          </w:rPr>
+        </w:r>
+        <w:r>
+          <w:rPr>
+            <w:noProof/>
+            <w:webHidden/>
+          </w:rPr>
+          <w:fldChar w:fldCharType="separate"/>
+        </w:r>
+        <w:r>
+          <w:rPr>
+            <w:noProof/>
+            <w:webHidden/>
+          </w:rPr>
+          <w:t>20</w:t>
+        </w:r>
+        <w:r>
+          <w:rPr>
+            <w:noProof/>
+            <w:webHidden/>
+          </w:rPr>
+          <w:fldChar w:fldCharType="end"/>
+        </w:r>
+      </w:hyperlink>
+    </w:p>
+    <w:p>
+      <w:pPr>
+        <w:pStyle w:val="2f1"/>
+        <w:tabs>
+          <w:tab w:val="right" w:leader="dot" w:pos="10076"/>
+        </w:tabs>
+        <w:rPr>
+          <w:rFonts w:asciiTheme="minorHAnsi" w:hAnsiTheme="minorHAnsi"/>
+          <w:noProof/>
+          <w:kern w:val="2"/>
+          <w:sz w:val="24"/>
+          <w:szCs w:val="24"/>
+          <w:lang w:eastAsia="uk-UA"/>
+          <w14:ligatures w14:val="standardContextual"/>
+        </w:rPr>
+      </w:pPr>
+      <w:hyperlink w:anchor="_Toc242178443" w:history="1">
+        <w:r>
+          <w:rPr>
+            <w:rStyle w:val="affa"/>
+            <w:noProof/>
+          </w:rPr>
+          <w:t>6.21 Залучений підрозділ картки — QuarterCardDepartment</w:t>
+        </w:r>
+        <w:r>
+          <w:rPr>
+            <w:noProof/>
+            <w:webHidden/>
+          </w:rPr>
+          <w:tab/>
+        </w:r>
+        <w:r>
+          <w:rPr>
+            <w:noProof/>
+            <w:webHidden/>
+          </w:rPr>
+          <w:fldChar w:fldCharType="begin"/>
+        </w:r>
+        <w:r>
+          <w:rPr>
+            <w:noProof/>
+            <w:webHidden/>
+          </w:rPr>
+          <w:instrText xml:space="preserve"> PAGEREF _Toc242178443 \h </w:instrText>
         </w:r>
         <w:r>
           <w:rPr>
@@ -5040,13 +5114,13 @@
           <w14:ligatures w14:val="standardContextual"/>
         </w:rPr>
       </w:pPr>
-      <w:hyperlink w:anchor="_Toc241864859" w:history="1">
+      <w:hyperlink w:anchor="_Toc242178444" w:history="1">
         <w:r>
           <w:rPr>
             <w:rStyle w:val="affa"/>
             <w:noProof/>
           </w:rPr>
-          <w:t>6.22 Пункт обсягу робіт — ScopeItem</w:t>
+          <w:t>6.22 Група обсягу робіт — ScopeGroup</w:t>
         </w:r>
         <w:r>
           <w:rPr>
@@ -5067,81 +5141,7 @@
             <w:noProof/>
             <w:webHidden/>
           </w:rPr>
-          <w:instrText xml:space="preserve"> PAGEREF _Toc241864859 \h </w:instrText>
-        </w:r>
-        <w:r>
-          <w:rPr>
-            <w:noProof/>
-            <w:webHidden/>
-          </w:rPr>
-        </w:r>
-        <w:r>
-          <w:rPr>
-            <w:noProof/>
-            <w:webHidden/>
-          </w:rPr>
-          <w:fldChar w:fldCharType="separate"/>
-        </w:r>
-        <w:r>
-          <w:rPr>
-            <w:noProof/>
-            <w:webHidden/>
-          </w:rPr>
-          <w:t>21</w:t>
-        </w:r>
-        <w:r>
-          <w:rPr>
-            <w:noProof/>
-            <w:webHidden/>
-          </w:rPr>
-          <w:fldChar w:fldCharType="end"/>
-        </w:r>
-      </w:hyperlink>
-    </w:p>
-    <w:p>
-      <w:pPr>
-        <w:pStyle w:val="2f1"/>
-        <w:tabs>
-          <w:tab w:val="right" w:leader="dot" w:pos="10076"/>
-        </w:tabs>
-        <w:rPr>
-          <w:rFonts w:asciiTheme="minorHAnsi" w:hAnsiTheme="minorHAnsi"/>
-          <w:noProof/>
-          <w:kern w:val="2"/>
-          <w:sz w:val="24"/>
-          <w:szCs w:val="24"/>
-          <w:lang w:eastAsia="uk-UA"/>
-          <w14:ligatures w14:val="standardContextual"/>
-        </w:rPr>
-      </w:pPr>
-      <w:hyperlink w:anchor="_Toc241864860" w:history="1">
-        <w:r>
-          <w:rPr>
-            <w:rStyle w:val="affa"/>
-            <w:noProof/>
-          </w:rPr>
-          <w:t>6.23 Виконавець пункту — ScopeItemExecutor</w:t>
-        </w:r>
-        <w:r>
-          <w:rPr>
-            <w:noProof/>
-            <w:webHidden/>
-          </w:rPr>
-          <w:tab/>
-        </w:r>
-        <w:r>
-          <w:rPr>
-            <w:noProof/>
-            <w:webHidden/>
-          </w:rPr>
-          <w:fldChar w:fldCharType="begin"/>
-        </w:r>
-        <w:r>
-          <w:rPr>
-            <w:noProof/>
-            <w:webHidden/>
-          </w:rPr>
-          <w:instrText xml:space="preserve"> PAGEREF _Toc241864860 \h </w:instrText>
+          <w:instrText xml:space="preserve"> PAGEREF _Toc242178444 \h </w:instrText>
         </w:r>
         <w:r>
           <w:rPr>
@@ -5188,13 +5188,13 @@
           <w14:ligatures w14:val="standardContextual"/>
         </w:rPr>
       </w:pPr>
-      <w:hyperlink w:anchor="_Toc241864861" w:history="1">
+      <w:hyperlink w:anchor="_Toc242178445" w:history="1">
         <w:r>
           <w:rPr>
             <w:rStyle w:val="affa"/>
             <w:noProof/>
           </w:rPr>
-          <w:t>6.24 Значення додаткового поля — CustomFieldValue</w:t>
+          <w:t>6.23 Пункт обсягу робіт — ScopeItem</w:t>
         </w:r>
         <w:r>
           <w:rPr>
@@ -5215,7 +5215,81 @@
             <w:noProof/>
             <w:webHidden/>
           </w:rPr>
-          <w:instrText xml:space="preserve"> PAGEREF _Toc241864861 \h </w:instrText>
+          <w:instrText xml:space="preserve"> PAGEREF _Toc242178445 \h </w:instrText>
+        </w:r>
+        <w:r>
+          <w:rPr>
+            <w:noProof/>
+            <w:webHidden/>
+          </w:rPr>
+        </w:r>
+        <w:r>
+          <w:rPr>
+            <w:noProof/>
+            <w:webHidden/>
+          </w:rPr>
+          <w:fldChar w:fldCharType="separate"/>
+        </w:r>
+        <w:r>
+          <w:rPr>
+            <w:noProof/>
+            <w:webHidden/>
+          </w:rPr>
+          <w:t>22</w:t>
+        </w:r>
+        <w:r>
+          <w:rPr>
+            <w:noProof/>
+            <w:webHidden/>
+          </w:rPr>
+          <w:fldChar w:fldCharType="end"/>
+        </w:r>
+      </w:hyperlink>
+    </w:p>
+    <w:p>
+      <w:pPr>
+        <w:pStyle w:val="2f1"/>
+        <w:tabs>
+          <w:tab w:val="right" w:leader="dot" w:pos="10076"/>
+        </w:tabs>
+        <w:rPr>
+          <w:rFonts w:asciiTheme="minorHAnsi" w:hAnsiTheme="minorHAnsi"/>
+          <w:noProof/>
+          <w:kern w:val="2"/>
+          <w:sz w:val="24"/>
+          <w:szCs w:val="24"/>
+          <w:lang w:eastAsia="uk-UA"/>
+          <w14:ligatures w14:val="standardContextual"/>
+        </w:rPr>
+      </w:pPr>
+      <w:hyperlink w:anchor="_Toc242178446" w:history="1">
+        <w:r>
+          <w:rPr>
+            <w:rStyle w:val="affa"/>
+            <w:noProof/>
+          </w:rPr>
+          <w:t>6.24 Виконавець пункту — ScopeItemExecutor</w:t>
+        </w:r>
+        <w:r>
+          <w:rPr>
+            <w:noProof/>
+            <w:webHidden/>
+          </w:rPr>
+          <w:tab/>
+        </w:r>
+        <w:r>
+          <w:rPr>
+            <w:noProof/>
+            <w:webHidden/>
+          </w:rPr>
+          <w:fldChar w:fldCharType="begin"/>
+        </w:r>
+        <w:r>
+          <w:rPr>
+            <w:noProof/>
+            <w:webHidden/>
+          </w:rPr>
+          <w:instrText xml:space="preserve"> PAGEREF _Toc242178446 \h </w:instrText>
         </w:r>
         <w:r>
           <w:rPr>
@@ -5262,13 +5336,13 @@
           <w14:ligatures w14:val="standardContextual"/>
         </w:rPr>
       </w:pPr>
-      <w:hyperlink w:anchor="_Toc241864862" w:history="1">
+      <w:hyperlink w:anchor="_Toc242178447" w:history="1">
         <w:r>
           <w:rPr>
             <w:rStyle w:val="affa"/>
             <w:noProof/>
           </w:rPr>
-          <w:t>6.25 Подія аудиту — AuditEvent</w:t>
+          <w:t>6.25 Значення додаткового поля — CustomFieldValue</w:t>
         </w:r>
         <w:r>
           <w:rPr>
@@ -5289,81 +5363,7 @@
             <w:noProof/>
             <w:webHidden/>
           </w:rPr>
-          <w:instrText xml:space="preserve"> PAGEREF _Toc241864862 \h </w:instrText>
-        </w:r>
-        <w:r>
-          <w:rPr>
-            <w:noProof/>
-            <w:webHidden/>
-          </w:rPr>
-        </w:r>
-        <w:r>
-          <w:rPr>
-            <w:noProof/>
-            <w:webHidden/>
-          </w:rPr>
-          <w:fldChar w:fldCharType="separate"/>
-        </w:r>
-        <w:r>
-          <w:rPr>
-            <w:noProof/>
-            <w:webHidden/>
-          </w:rPr>
-          <w:t>23</w:t>
-        </w:r>
-        <w:r>
-          <w:rPr>
-            <w:noProof/>
-            <w:webHidden/>
-          </w:rPr>
-          <w:fldChar w:fldCharType="end"/>
-        </w:r>
-      </w:hyperlink>
-    </w:p>
-    <w:p>
-      <w:pPr>
-        <w:pStyle w:val="1d"/>
-        <w:tabs>
-          <w:tab w:val="right" w:leader="dot" w:pos="10076"/>
-        </w:tabs>
-        <w:rPr>
-          <w:rFonts w:asciiTheme="minorHAnsi" w:hAnsiTheme="minorHAnsi"/>
-          <w:noProof/>
-          <w:kern w:val="2"/>
-          <w:sz w:val="24"/>
-          <w:szCs w:val="24"/>
-          <w:lang w:eastAsia="uk-UA"/>
-          <w14:ligatures w14:val="standardContextual"/>
-        </w:rPr>
-      </w:pPr>
-      <w:hyperlink w:anchor="_Toc241864863" w:history="1">
-        <w:r>
-          <w:rPr>
-            <w:rStyle w:val="affa"/>
-            <w:noProof/>
-          </w:rPr>
-          <w:t>7 Видалення та збереження історії</w:t>
-        </w:r>
-        <w:r>
-          <w:rPr>
-            <w:noProof/>
-            <w:webHidden/>
-          </w:rPr>
-          <w:tab/>
-        </w:r>
-        <w:r>
-          <w:rPr>
-            <w:noProof/>
-            <w:webHidden/>
-          </w:rPr>
-          <w:fldChar w:fldCharType="begin"/>
-        </w:r>
-        <w:r>
-          <w:rPr>
-            <w:noProof/>
-            <w:webHidden/>
-          </w:rPr>
-          <w:instrText xml:space="preserve"> PAGEREF _Toc241864863 \h </w:instrText>
+          <w:instrText xml:space="preserve"> PAGEREF _Toc242178447 \h </w:instrText>
         </w:r>
         <w:r>
           <w:rPr>
@@ -5395,6 +5395,154 @@
       </w:hyperlink>
     </w:p>
     <w:p>
+      <w:pPr>
+        <w:pStyle w:val="2f1"/>
+        <w:tabs>
+          <w:tab w:val="right" w:leader="dot" w:pos="10076"/>
+        </w:tabs>
+        <w:rPr>
+          <w:rFonts w:asciiTheme="minorHAnsi" w:hAnsiTheme="minorHAnsi"/>
+          <w:noProof/>
+          <w:kern w:val="2"/>
+          <w:sz w:val="24"/>
+          <w:szCs w:val="24"/>
+          <w:lang w:eastAsia="uk-UA"/>
+          <w14:ligatures w14:val="standardContextual"/>
+        </w:rPr>
+      </w:pPr>
+      <w:hyperlink w:anchor="_Toc242178448" w:history="1">
+        <w:r>
+          <w:rPr>
+            <w:rStyle w:val="affa"/>
+            <w:noProof/>
+          </w:rPr>
+          <w:t>6.26 Подія аудиту — AuditEvent</w:t>
+        </w:r>
+        <w:r>
+          <w:rPr>
+            <w:noProof/>
+            <w:webHidden/>
+          </w:rPr>
+          <w:tab/>
+        </w:r>
+        <w:r>
+          <w:rPr>
+            <w:noProof/>
+            <w:webHidden/>
+          </w:rPr>
+          <w:fldChar w:fldCharType="begin"/>
+        </w:r>
+        <w:r>
+          <w:rPr>
+            <w:noProof/>
+            <w:webHidden/>
+          </w:rPr>
+          <w:instrText xml:space="preserve"> PAGEREF _Toc242178448 \h </w:instrText>
+        </w:r>
+        <w:r>
+          <w:rPr>
+            <w:noProof/>
+            <w:webHidden/>
+          </w:rPr>
+        </w:r>
+        <w:r>
+          <w:rPr>
+            <w:noProof/>
+            <w:webHidden/>
+          </w:rPr>
+          <w:fldChar w:fldCharType="separate"/>
+        </w:r>
+        <w:r>
+          <w:rPr>
+            <w:noProof/>
+            <w:webHidden/>
+          </w:rPr>
+          <w:t>24</w:t>
+        </w:r>
+        <w:r>
+          <w:rPr>
+            <w:noProof/>
+            <w:webHidden/>
+          </w:rPr>
+          <w:fldChar w:fldCharType="end"/>
+        </w:r>
+      </w:hyperlink>
+    </w:p>
+    <w:p>
+      <w:pPr>
+        <w:pStyle w:val="1d"/>
+        <w:tabs>
+          <w:tab w:val="right" w:leader="dot" w:pos="10076"/>
+        </w:tabs>
+        <w:rPr>
+          <w:rFonts w:asciiTheme="minorHAnsi" w:hAnsiTheme="minorHAnsi"/>
+          <w:noProof/>
+          <w:kern w:val="2"/>
+          <w:sz w:val="24"/>
+          <w:szCs w:val="24"/>
+          <w:lang w:eastAsia="uk-UA"/>
+          <w14:ligatures w14:val="standardContextual"/>
+        </w:rPr>
+      </w:pPr>
+      <w:hyperlink w:anchor="_Toc242178449" w:history="1">
+        <w:r>
+          <w:rPr>
+            <w:rStyle w:val="affa"/>
+            <w:noProof/>
+          </w:rPr>
+          <w:t>7 Видалення та збереження історії</w:t>
+        </w:r>
+        <w:r>
+          <w:rPr>
+            <w:noProof/>
+            <w:webHidden/>
+          </w:rPr>
+          <w:tab/>
+        </w:r>
+        <w:r>
+          <w:rPr>
+            <w:noProof/>
+            <w:webHidden/>
+          </w:rPr>
+          <w:fldChar w:fldCharType="begin"/>
+        </w:r>
+        <w:r>
+          <w:rPr>
+            <w:noProof/>
+            <w:webHidden/>
+          </w:rPr>
+          <w:instrText xml:space="preserve"> PAGEREF _Toc242178449 \h </w:instrText>
+        </w:r>
+        <w:r>
+          <w:rPr>
+            <w:noProof/>
+            <w:webHidden/>
+          </w:rPr>
+        </w:r>
+        <w:r>
+          <w:rPr>
+            <w:noProof/>
+            <w:webHidden/>
+          </w:rPr>
+          <w:fldChar w:fldCharType="separate"/>
+        </w:r>
+        <w:r>
+          <w:rPr>
+            <w:noProof/>
+            <w:webHidden/>
+          </w:rPr>
+          <w:t>25</w:t>
+        </w:r>
+        <w:r>
+          <w:rPr>
+            <w:noProof/>
+            <w:webHidden/>
+          </w:rPr>
+          <w:fldChar w:fldCharType="end"/>
+        </w:r>
+      </w:hyperlink>
+    </w:p>
+    <w:p>
       <w:r>
         <w:fldChar w:fldCharType="end"/>
       </w:r>
@@ -5408,9 +5556,8 @@
       <w:pPr>
         <w:pStyle w:val="1"/>
       </w:pPr>
-      <w:bookmarkStart w:id="0" w:name="_Toc241864798"/>
+      <w:bookmarkStart w:id="0" w:name="_Toc242178382"/>
       <w:r>
-        <w:lastRenderedPageBreak/>
         <w:t>1 Призначення і межі системи</w:t>
       </w:r>
       <w:bookmarkEnd w:id="0"/>
@@ -5424,7 +5571,7 @@
       <w:pPr>
         <w:pStyle w:val="1"/>
       </w:pPr>
-      <w:bookmarkStart w:id="1" w:name="_Toc241864799"/>
+      <w:bookmarkStart w:id="1" w:name="_Toc242178383"/>
       <w:r>
         <w:t>2 Предметна модель</w:t>
       </w:r>
@@ -5913,7 +6060,7 @@
       <w:pPr>
         <w:pStyle w:val="1"/>
       </w:pPr>
-      <w:bookmarkStart w:id="2" w:name="_Toc241864800"/>
+      <w:bookmarkStart w:id="2" w:name="_Toc242178384"/>
       <w:r>
         <w:t>3 Детальні бізнес правила</w:t>
       </w:r>
@@ -5923,7 +6070,7 @@
       <w:pPr>
         <w:pStyle w:val="21"/>
       </w:pPr>
-      <w:bookmarkStart w:id="3" w:name="_Toc241864801"/>
+      <w:bookmarkStart w:id="3" w:name="_Toc242178385"/>
       <w:r>
         <w:t>BR-001 Єдиний портфель</w:t>
       </w:r>
@@ -5938,7 +6085,7 @@
       <w:pPr>
         <w:pStyle w:val="21"/>
       </w:pPr>
-      <w:bookmarkStart w:id="4" w:name="_Toc241864802"/>
+      <w:bookmarkStart w:id="4" w:name="_Toc242178386"/>
       <w:r>
         <w:t>BR-002 Глобальна назва</w:t>
       </w:r>
@@ -5969,7 +6116,7 @@
       <w:pPr>
         <w:pStyle w:val="21"/>
       </w:pPr>
-      <w:bookmarkStart w:id="5" w:name="_Toc241864803"/>
+      <w:bookmarkStart w:id="5" w:name="_Toc242178387"/>
       <w:r>
         <w:t>BR-003 Річний контекст</w:t>
       </w:r>
@@ -5984,7 +6131,7 @@
       <w:pPr>
         <w:pStyle w:val="21"/>
       </w:pPr>
-      <w:bookmarkStart w:id="6" w:name="_Toc241864804"/>
+      <w:bookmarkStart w:id="6" w:name="_Toc242178388"/>
       <w:r>
         <w:t>BR-004 Підготовчий етап</w:t>
       </w:r>
@@ -5999,9 +6146,8 @@
       <w:pPr>
         <w:pStyle w:val="21"/>
       </w:pPr>
-      <w:bookmarkStart w:id="7" w:name="_Toc241864805"/>
+      <w:bookmarkStart w:id="7" w:name="_Toc242178389"/>
       <w:r>
-        <w:lastRenderedPageBreak/>
         <w:t>BR-005 Квартальний snapshot</w:t>
       </w:r>
       <w:bookmarkEnd w:id="7"/>
@@ -6015,7 +6161,7 @@
       <w:pPr>
         <w:pStyle w:val="21"/>
       </w:pPr>
-      <w:bookmarkStart w:id="8" w:name="_Toc241864806"/>
+      <w:bookmarkStart w:id="8" w:name="_Toc242178390"/>
       <w:r>
         <w:t>BR-006 Створення картки</w:t>
       </w:r>
@@ -6046,7 +6192,7 @@
       <w:pPr>
         <w:pStyle w:val="21"/>
       </w:pPr>
-      <w:bookmarkStart w:id="9" w:name="_Toc241864807"/>
+      <w:bookmarkStart w:id="9" w:name="_Toc242178391"/>
       <w:r>
         <w:t>BR-007 Scope</w:t>
       </w:r>
@@ -6061,7 +6207,7 @@
       <w:pPr>
         <w:pStyle w:val="31"/>
       </w:pPr>
-      <w:bookmarkStart w:id="10" w:name="_Toc241864808"/>
+      <w:bookmarkStart w:id="10" w:name="_Toc242178392"/>
       <w:r>
         <w:t>BR-007.1 Групування та порядок</w:t>
       </w:r>
@@ -6092,7 +6238,7 @@
       <w:pPr>
         <w:pStyle w:val="21"/>
       </w:pPr>
-      <w:bookmarkStart w:id="11" w:name="_Toc241864809"/>
+      <w:bookmarkStart w:id="11" w:name="_Toc242178393"/>
       <w:r>
         <w:t>BR-008 Завершення</w:t>
       </w:r>
@@ -6123,7 +6269,7 @@
       <w:pPr>
         <w:pStyle w:val="21"/>
       </w:pPr>
-      <w:bookmarkStart w:id="12" w:name="_Toc241864810"/>
+      <w:bookmarkStart w:id="12" w:name="_Toc242178394"/>
       <w:r>
         <w:t>BR-009 Пул підрозділів</w:t>
       </w:r>
@@ -6138,7 +6284,7 @@
       <w:pPr>
         <w:pStyle w:val="21"/>
       </w:pPr>
-      <w:bookmarkStart w:id="13" w:name="_Toc241864811"/>
+      <w:bookmarkStart w:id="13" w:name="_Toc242178395"/>
       <w:r>
         <w:t>BR-010 Вага і розмір</w:t>
       </w:r>
@@ -6169,7 +6315,7 @@
       <w:pPr>
         <w:pStyle w:val="21"/>
       </w:pPr>
-      <w:bookmarkStart w:id="14" w:name="_Toc241864812"/>
+      <w:bookmarkStart w:id="14" w:name="_Toc242178396"/>
       <w:r>
         <w:t>BR-011 Навантаження</w:t>
       </w:r>
@@ -6193,7 +6339,6 @@
         <w:pStyle w:val="a0"/>
       </w:pPr>
       <w:r>
-        <w:lastRenderedPageBreak/>
         <w:t>Capacity порівнюється з підсумковим навантаженням відповідного підрозділу й періоду.</w:t>
       </w:r>
     </w:p>
@@ -6201,7 +6346,7 @@
       <w:pPr>
         <w:pStyle w:val="21"/>
       </w:pPr>
-      <w:bookmarkStart w:id="15" w:name="_Toc241864813"/>
+      <w:bookmarkStart w:id="15" w:name="_Toc242178397"/>
       <w:r>
         <w:t>BR-012 Capacity</w:t>
       </w:r>
@@ -6216,7 +6361,7 @@
       <w:pPr>
         <w:pStyle w:val="21"/>
       </w:pPr>
-      <w:bookmarkStart w:id="16" w:name="_Toc241864814"/>
+      <w:bookmarkStart w:id="16" w:name="_Toc242178398"/>
       <w:r>
         <w:t>BR-013 Історичний capacity</w:t>
       </w:r>
@@ -6247,7 +6392,7 @@
       <w:pPr>
         <w:pStyle w:val="21"/>
       </w:pPr>
-      <w:bookmarkStart w:id="17" w:name="_Toc241864815"/>
+      <w:bookmarkStart w:id="17" w:name="_Toc242178399"/>
       <w:r>
         <w:t>BR-014 Продовження та відновлення року</w:t>
       </w:r>
@@ -6262,7 +6407,7 @@
       <w:pPr>
         <w:pStyle w:val="21"/>
       </w:pPr>
-      <w:bookmarkStart w:id="18" w:name="_Toc241864816"/>
+      <w:bookmarkStart w:id="18" w:name="_Toc242178400"/>
       <w:r>
         <w:t>BR-015 Продовження картки</w:t>
       </w:r>
@@ -6270,7 +6415,7 @@
     </w:p>
     <w:p>
       <w:r>
-        <w:t>Continue створює картку в пізнішому періоді з metadata, notes і активними custom fields, але без scope; статус DEFAULT.</w:t>
+        <w:t>Continue створює картку лише в пізнішому незайнятому й неархівному періоді з metadata, notes і активними custom fields, але без scope; статус нової картки — DEFAULT.</w:t>
       </w:r>
     </w:p>
     <w:p>
@@ -6285,7 +6430,7 @@
       <w:pPr>
         <w:pStyle w:val="21"/>
       </w:pPr>
-      <w:bookmarkStart w:id="19" w:name="_Toc241864817"/>
+      <w:bookmarkStart w:id="19" w:name="_Toc242178401"/>
       <w:r>
         <w:t>BR-016 Перенесення картки</w:t>
       </w:r>
@@ -6293,13 +6438,7 @@
     </w:p>
     <w:p>
       <w:r>
-        <w:t xml:space="preserve">Move зберігає ID та вміст, змінює період і скидає статус картки до DEFAULT; </w:t>
-      </w:r>
-      <w:r>
-        <w:t>виконана</w:t>
-      </w:r>
-      <w:r>
-        <w:t xml:space="preserve"> ціль заборонена.</w:t>
+        <w:t>Move зберігає ID та весь вміст картки, змінює період і скидає статус картки до DEFAULT. Ціль може бути попереднім кварталом, якщо він ще не став архівним за 14-денним пільговим строком; зайнята або архівна ціль заборонена.</w:t>
       </w:r>
     </w:p>
     <w:p>
@@ -6334,15 +6473,15 @@
       <w:pPr>
         <w:pStyle w:val="21"/>
       </w:pPr>
-      <w:bookmarkStart w:id="20" w:name="_Toc241864818"/>
+      <w:bookmarkStart w:id="20" w:name="_Toc242178402"/>
       <w:r>
-        <w:t>BR-017 Move scope</w:t>
+        <w:t>BR-017 Перенесення завдань скоупу</w:t>
       </w:r>
       <w:bookmarkEnd w:id="20"/>
     </w:p>
     <w:p>
       <w:r>
-        <w:t>Незавершений ScopeItem зберігає ID, lineage, статус, вагу й виконавців; обидві картки перераховуються.</w:t>
+        <w:t>У спільному режимі користувач вибирає одне, кілька, усі доступні завдання або всі незавершені завдання групи та задає один цільовий період. Кожний перенесений ScopeItem зберігає ID, lineage, статус, вагу й виконавців; обидві картки перераховуються після кожної підтвердженої зміни.</w:t>
       </w:r>
     </w:p>
     <w:p>
@@ -6350,22 +6489,22 @@
         <w:pStyle w:val="a0"/>
       </w:pPr>
       <w:r>
-        <w:t>Якщо завдання належить групі, у цільовій картці спершу шукається група з тим самим lineage_id, далі — з тією самою назвою без урахування регістру та крайніх пробілів. Наявна однойменна група зберігає свої назву й lineage_id. Якщо збігів немає, створюється нова група; завдання додається наприкінці її блоку. Порожня вихідна група після перенесення видаляється.</w:t>
+        <w:t>Якщо завдання належить групі, у цільовій картці спершу шукається група з тим самим lineage_id, далі — з тією самою назвою без урахування регістру та крайніх пробілів. Наявна однойменна група зберігає свої назву й lineage_id; якщо збігів немає, створюється нова група. Завдання додаються наприкінці її блоку, а порожня вихідна група видаляється. Перед пакетною дією клієнт перечитує цільову картку: збіг lineage або нормалізованого тексту, числової ваги й набору виконавців позначається як дубль. Дублі не виконуються; користувач може продовжити лише з відсутніми завданнями або скасувати всю операцію.</w:t>
       </w:r>
     </w:p>
     <w:p>
       <w:pPr>
         <w:pStyle w:val="21"/>
       </w:pPr>
-      <w:bookmarkStart w:id="21" w:name="_Toc241864819"/>
+      <w:bookmarkStart w:id="21" w:name="_Toc242178403"/>
       <w:r>
-        <w:t>BR-018 Copy scope</w:t>
+        <w:t>BR-018 Копіювання завдань скоупу</w:t>
       </w:r>
       <w:bookmarkEnd w:id="21"/>
     </w:p>
     <w:p>
       <w:r>
-        <w:t>Копія отримує новий ID, зберігає lineage, текст і виконавців, але бере DEFAULT status і weight; дубль lineage в цілі заборонено.</w:t>
+        <w:t>У спільному режимі копіювання користувач вибирає одне, кілька, усі доступні завдання або всі незавершені завдання групи та один цільовий період. Копія отримує новий ID і зберігає lineage, текст, статус, вагу, виконавців та належність до відповідної групи; збіг lineage у цілі заборонений.</w:t>
       </w:r>
     </w:p>
     <w:p>
@@ -6373,23 +6512,22 @@
         <w:pStyle w:val="a0"/>
       </w:pPr>
       <w:r>
-        <w:t>Для згрупованого завдання застосовується той самий пошук цільової групи: спочатку за lineage_id, потім за назвою без урахування регістру та крайніх пробілів. Копія додається наприкінці знайденої або нової групи; наявна група не перейменовується.</w:t>
+        <w:t>Для згрупованих завдань застосовується той самий пошук цільової групи: спочатку за lineage_id, потім за назвою без урахування регістру та крайніх пробілів. Копії додаються наприкінці знайденого або нового блоку; наявна група не перейменовується. Перед пакетною дією дублі визначаються за lineage або за однаковими нормалізованим текстом, числовою вагою та набором виконавців і виключаються з операції; якщо відсутніх завдань немає, продовження недоступне.</w:t>
       </w:r>
     </w:p>
     <w:p>
       <w:pPr>
         <w:pStyle w:val="21"/>
       </w:pPr>
-      <w:bookmarkStart w:id="22" w:name="_Toc241864820"/>
+      <w:bookmarkStart w:id="22" w:name="_Toc242178404"/>
       <w:r>
-        <w:lastRenderedPageBreak/>
         <w:t>BR-019 Архів</w:t>
       </w:r>
       <w:bookmarkEnd w:id="22"/>
     </w:p>
     <w:p>
       <w:r>
-        <w:t>Завершений квартал доступний для звичайного редагування до початку 15-го дня наступного місяця; далі картка блокується.</w:t>
+        <w:t>Завершений квартал доступний для звичайного редагування, перенесення й копіювання до початку 15-го календарного дня наступного місяця; від цієї миті картка блокується як архівна.</w:t>
       </w:r>
     </w:p>
     <w:p>
@@ -6412,7 +6550,7 @@
       <w:pPr>
         <w:pStyle w:val="21"/>
       </w:pPr>
-      <w:bookmarkStart w:id="23" w:name="_Toc241864821"/>
+      <w:bookmarkStart w:id="23" w:name="_Toc242178405"/>
       <w:r>
         <w:t>BR-020 Корекція архіву</w:t>
       </w:r>
@@ -6443,7 +6581,7 @@
       <w:pPr>
         <w:pStyle w:val="21"/>
       </w:pPr>
-      <w:bookmarkStart w:id="24" w:name="_Toc241864822"/>
+      <w:bookmarkStart w:id="24" w:name="_Toc242178406"/>
       <w:r>
         <w:t>BR-021 Custom fields</w:t>
       </w:r>
@@ -6458,7 +6596,7 @@
       <w:pPr>
         <w:pStyle w:val="21"/>
       </w:pPr>
-      <w:bookmarkStart w:id="25" w:name="_Toc241864823"/>
+      <w:bookmarkStart w:id="25" w:name="_Toc242178407"/>
       <w:r>
         <w:t>BR-022 Історичні custom fields</w:t>
       </w:r>
@@ -6473,7 +6611,7 @@
       <w:pPr>
         <w:pStyle w:val="21"/>
       </w:pPr>
-      <w:bookmarkStart w:id="26" w:name="_Toc241864824"/>
+      <w:bookmarkStart w:id="26" w:name="_Toc242178408"/>
       <w:r>
         <w:t>BR-023 Довідники</w:t>
       </w:r>
@@ -6488,7 +6626,7 @@
       <w:pPr>
         <w:pStyle w:val="21"/>
       </w:pPr>
-      <w:bookmarkStart w:id="27" w:name="_Toc241864825"/>
+      <w:bookmarkStart w:id="27" w:name="_Toc242178409"/>
       <w:r>
         <w:t>BR-024 Фільтри</w:t>
       </w:r>
@@ -6519,7 +6657,7 @@
       <w:pPr>
         <w:pStyle w:val="21"/>
       </w:pPr>
-      <w:bookmarkStart w:id="28" w:name="_Toc241864826"/>
+      <w:bookmarkStart w:id="28" w:name="_Toc242178410"/>
       <w:r>
         <w:t>BR-025 RBAC</w:t>
       </w:r>
@@ -6542,7 +6680,7 @@
       <w:pPr>
         <w:pStyle w:val="21"/>
       </w:pPr>
-      <w:bookmarkStart w:id="29" w:name="_Toc241864827"/>
+      <w:bookmarkStart w:id="29" w:name="_Toc242178411"/>
       <w:r>
         <w:t>BR-026 SUPER_ADMIN</w:t>
       </w:r>
@@ -6557,7 +6695,7 @@
       <w:pPr>
         <w:pStyle w:val="21"/>
       </w:pPr>
-      <w:bookmarkStart w:id="30" w:name="_Toc241864828"/>
+      <w:bookmarkStart w:id="30" w:name="_Toc242178412"/>
       <w:r>
         <w:t>BR-027 Сесії</w:t>
       </w:r>
@@ -6572,9 +6710,8 @@
       <w:pPr>
         <w:pStyle w:val="21"/>
       </w:pPr>
-      <w:bookmarkStart w:id="31" w:name="_Toc241864829"/>
+      <w:bookmarkStart w:id="31" w:name="_Toc242178413"/>
       <w:r>
-        <w:lastRenderedPageBreak/>
         <w:t>BR-028 Примусова зміна пароля</w:t>
       </w:r>
       <w:bookmarkEnd w:id="31"/>
@@ -6588,7 +6725,7 @@
       <w:pPr>
         <w:pStyle w:val="21"/>
       </w:pPr>
-      <w:bookmarkStart w:id="32" w:name="_Toc241864830"/>
+      <w:bookmarkStart w:id="32" w:name="_Toc242178414"/>
       <w:r>
         <w:t>BR-029 Конкурентність</w:t>
       </w:r>
@@ -6619,7 +6756,7 @@
       <w:pPr>
         <w:pStyle w:val="21"/>
       </w:pPr>
-      <w:bookmarkStart w:id="33" w:name="_Toc241864831"/>
+      <w:bookmarkStart w:id="33" w:name="_Toc242178415"/>
       <w:r>
         <w:t>BR-030 Server first</w:t>
       </w:r>
@@ -6634,7 +6771,7 @@
       <w:pPr>
         <w:pStyle w:val="21"/>
       </w:pPr>
-      <w:bookmarkStart w:id="34" w:name="_Toc241864832"/>
+      <w:bookmarkStart w:id="34" w:name="_Toc242178416"/>
       <w:r>
         <w:t>BR-031 Аналітика</w:t>
       </w:r>
@@ -6649,7 +6786,7 @@
       <w:pPr>
         <w:pStyle w:val="21"/>
       </w:pPr>
-      <w:bookmarkStart w:id="35" w:name="_Toc241864833"/>
+      <w:bookmarkStart w:id="35" w:name="_Toc242178417"/>
       <w:r>
         <w:t>BR-032 Експорт</w:t>
       </w:r>
@@ -6680,7 +6817,7 @@
       <w:pPr>
         <w:pStyle w:val="21"/>
       </w:pPr>
-      <w:bookmarkStart w:id="36" w:name="_Toc241864834"/>
+      <w:bookmarkStart w:id="36" w:name="_Toc242178418"/>
       <w:r>
         <w:t>BR-033 Аудит</w:t>
       </w:r>
@@ -6693,13 +6830,52 @@
     </w:p>
     <w:p>
       <w:pPr>
+        <w:pStyle w:val="21"/>
+      </w:pPr>
+      <w:bookmarkStart w:id="37" w:name="_Toc242178419"/>
+      <w:r>
+        <w:t>BR-034 Пов’язані ініціативи</w:t>
+      </w:r>
+      <w:bookmarkEnd w:id="37"/>
+    </w:p>
+    <w:p>
+      <w:r>
+        <w:t>Будь-які дві різні ініціативи можна пов’язати незалежно від їхнього виду. Зв’язок двосторонній, не об’єднує річні записи, квартальні картки, скоуп або історію та зберігається після перейменування.</w:t>
+      </w:r>
+    </w:p>
+    <w:p>
+      <w:pPr>
+        <w:pStyle w:val="a0"/>
+      </w:pPr>
+      <w:r>
+        <w:t>Одна ініціатива може мати довільну кількість зв’язків; повтор тієї самої пари з тим самим типом заборонений.</w:t>
+      </w:r>
+    </w:p>
+    <w:p>
+      <w:pPr>
+        <w:pStyle w:val="a0"/>
+      </w:pPr>
+      <w:r>
+        <w:t>Пошук кандидатів виконується без урахування регістру за частиною назви та не повертає поточну ініціативу. Перехід за зв’язком відкриває цільовий запис беклогу в новій вкладці браузера, вибирає відповідний вид і доступний рік та розгортає його акордеон.</w:t>
+      </w:r>
+    </w:p>
+    <w:p>
+      <w:pPr>
+        <w:pStyle w:val="a0"/>
+      </w:pPr>
+      <w:r>
+        <w:t>Зміни зв’язків передаються дельтами додавання і видалення, тому паралельно додані іншим користувачем зв’язки не втрачаються.</w:t>
+      </w:r>
+    </w:p>
+    <w:p>
+      <w:pPr>
         <w:pStyle w:val="1"/>
       </w:pPr>
-      <w:bookmarkStart w:id="37" w:name="_Toc241864835"/>
+      <w:bookmarkStart w:id="38" w:name="_Toc242178420"/>
       <w:r>
         <w:t>4 Наскрізний життєвий цикл</w:t>
       </w:r>
-      <w:bookmarkEnd w:id="37"/>
+      <w:bookmarkEnd w:id="38"/>
     </w:p>
     <w:tbl>
       <w:tblPr>
@@ -7194,7 +7370,6 @@
                 <w:rFonts w:eastAsia="Arial"/>
                 <w:sz w:val="17"/>
               </w:rPr>
-              <w:lastRenderedPageBreak/>
               <w:t>6 Архів</w:t>
             </w:r>
           </w:p>
@@ -7325,11 +7500,11 @@
       <w:pPr>
         <w:pStyle w:val="1"/>
       </w:pPr>
-      <w:bookmarkStart w:id="38" w:name="_Toc241864836"/>
+      <w:bookmarkStart w:id="39" w:name="_Toc242178421"/>
       <w:r>
         <w:t>5 Розрахунки</w:t>
       </w:r>
-      <w:bookmarkEnd w:id="38"/>
+      <w:bookmarkEnd w:id="39"/>
     </w:p>
     <w:tbl>
       <w:tblPr>
@@ -7883,11 +8058,11 @@
       <w:pPr>
         <w:pStyle w:val="1"/>
       </w:pPr>
-      <w:bookmarkStart w:id="39" w:name="_Toc241864837"/>
+      <w:bookmarkStart w:id="40" w:name="_Toc242178422"/>
       <w:r>
         <w:t>6 Повний каталог сутностей</w:t>
       </w:r>
-      <w:bookmarkEnd w:id="39"/>
+      <w:bookmarkEnd w:id="40"/>
     </w:p>
     <w:p>
       <w:r>
@@ -7898,11 +8073,11 @@
       <w:pPr>
         <w:pStyle w:val="21"/>
       </w:pPr>
-      <w:bookmarkStart w:id="40" w:name="_Toc241864838"/>
+      <w:bookmarkStart w:id="41" w:name="_Toc242178423"/>
       <w:r>
         <w:t>6.1 Системна роль — Role</w:t>
       </w:r>
-      <w:bookmarkEnd w:id="40"/>
+      <w:bookmarkEnd w:id="41"/>
     </w:p>
     <w:p>
       <w:r>
@@ -8452,7 +8627,6 @@
                 <w:rFonts w:eastAsia="Arial"/>
                 <w:sz w:val="14"/>
               </w:rPr>
-              <w:lastRenderedPageBreak/>
               <w:t>isDefault</w:t>
             </w:r>
           </w:p>
@@ -9131,11 +9305,11 @@
       <w:pPr>
         <w:pStyle w:val="21"/>
       </w:pPr>
-      <w:bookmarkStart w:id="41" w:name="_Toc241864839"/>
+      <w:bookmarkStart w:id="42" w:name="_Toc242178424"/>
       <w:r>
         <w:t>6.2 Користувач — User</w:t>
       </w:r>
-      <w:bookmarkEnd w:id="41"/>
+      <w:bookmarkEnd w:id="42"/>
     </w:p>
     <w:p>
       <w:r>
@@ -11071,7 +11245,6 @@
                 <w:rFonts w:eastAsia="Arial"/>
                 <w:sz w:val="14"/>
               </w:rPr>
-              <w:lastRenderedPageBreak/>
               <w:t>updatedSystemSettings</w:t>
             </w:r>
           </w:p>
@@ -11288,11 +11461,11 @@
       <w:pPr>
         <w:pStyle w:val="21"/>
       </w:pPr>
-      <w:bookmarkStart w:id="42" w:name="_Toc241864840"/>
+      <w:bookmarkStart w:id="43" w:name="_Toc242178425"/>
       <w:r>
         <w:t>6.3 Системне налаштування — SystemSetting</w:t>
       </w:r>
-      <w:bookmarkEnd w:id="42"/>
+      <w:bookmarkEnd w:id="43"/>
     </w:p>
     <w:p>
       <w:r>
@@ -12289,11 +12462,11 @@
       <w:pPr>
         <w:pStyle w:val="21"/>
       </w:pPr>
-      <w:bookmarkStart w:id="43" w:name="_Toc241864841"/>
+      <w:bookmarkStart w:id="44" w:name="_Toc242178426"/>
       <w:r>
         <w:t>6.4 Сесія оновлення — RefreshToken</w:t>
       </w:r>
-      <w:bookmarkEnd w:id="43"/>
+      <w:bookmarkEnd w:id="44"/>
     </w:p>
     <w:p>
       <w:r>
@@ -13305,7 +13478,6 @@
                 <w:rFonts w:eastAsia="Arial"/>
                 <w:sz w:val="14"/>
               </w:rPr>
-              <w:lastRenderedPageBreak/>
               <w:t>userAgent</w:t>
             </w:r>
           </w:p>
@@ -13640,11 +13812,11 @@
       <w:pPr>
         <w:pStyle w:val="21"/>
       </w:pPr>
-      <w:bookmarkStart w:id="44" w:name="_Toc241864842"/>
+      <w:bookmarkStart w:id="45" w:name="_Toc242178427"/>
       <w:r>
         <w:t>6.5 Права ролі — RolePermission</w:t>
       </w:r>
-      <w:bookmarkEnd w:id="44"/>
+      <w:bookmarkEnd w:id="45"/>
     </w:p>
     <w:p>
       <w:r>
@@ -14641,11 +14813,11 @@
       <w:pPr>
         <w:pStyle w:val="21"/>
       </w:pPr>
-      <w:bookmarkStart w:id="45" w:name="_Toc241864843"/>
+      <w:bookmarkStart w:id="46" w:name="_Toc242178428"/>
       <w:r>
         <w:t>6.6 Підрозділ — Department</w:t>
       </w:r>
-      <w:bookmarkEnd w:id="45"/>
+      <w:bookmarkEnd w:id="46"/>
     </w:p>
     <w:p>
       <w:r>
@@ -15543,7 +15715,6 @@
                 <w:rFonts w:eastAsia="Arial"/>
                 <w:sz w:val="14"/>
               </w:rPr>
-              <w:lastRenderedPageBreak/>
               <w:t>updatedAt</w:t>
             </w:r>
           </w:p>
@@ -16336,11 +16507,11 @@
       <w:pPr>
         <w:pStyle w:val="21"/>
       </w:pPr>
-      <w:bookmarkStart w:id="46" w:name="_Toc241864844"/>
+      <w:bookmarkStart w:id="47" w:name="_Toc242178429"/>
       <w:r>
         <w:t>6.7 Історія ліміту підрозділу — DepartmentCapacityHistory</w:t>
       </w:r>
-      <w:bookmarkEnd w:id="46"/>
+      <w:bookmarkEnd w:id="47"/>
     </w:p>
     <w:p>
       <w:r>
@@ -17568,11 +17739,11 @@
       <w:pPr>
         <w:pStyle w:val="21"/>
       </w:pPr>
-      <w:bookmarkStart w:id="47" w:name="_Toc241864845"/>
+      <w:bookmarkStart w:id="48" w:name="_Toc242178430"/>
       <w:r>
         <w:t>6.8 Менеджер — Manager</w:t>
       </w:r>
-      <w:bookmarkEnd w:id="47"/>
+      <w:bookmarkEnd w:id="48"/>
     </w:p>
     <w:p>
       <w:r>
@@ -17777,7 +17948,6 @@
                 <w:rFonts w:eastAsia="Arial"/>
                 <w:sz w:val="14"/>
               </w:rPr>
-              <w:lastRenderedPageBreak/>
               <w:t>id</w:t>
             </w:r>
           </w:p>
@@ -18919,11 +19089,11 @@
       <w:pPr>
         <w:pStyle w:val="21"/>
       </w:pPr>
-      <w:bookmarkStart w:id="48" w:name="_Toc241864846"/>
+      <w:bookmarkStart w:id="49" w:name="_Toc242178431"/>
       <w:r>
         <w:t>6.9 Пріоритет — Priority</w:t>
       </w:r>
-      <w:bookmarkEnd w:id="48"/>
+      <w:bookmarkEnd w:id="49"/>
     </w:p>
     <w:p>
       <w:r>
@@ -20151,12 +20321,11 @@
       <w:pPr>
         <w:pStyle w:val="21"/>
       </w:pPr>
-      <w:bookmarkStart w:id="49" w:name="_Toc241864847"/>
+      <w:bookmarkStart w:id="50" w:name="_Toc242178432"/>
       <w:r>
-        <w:lastRenderedPageBreak/>
         <w:t>6.10 Статус картки або пункту — InitiativeStatus</w:t>
       </w:r>
-      <w:bookmarkEnd w:id="49"/>
+      <w:bookmarkEnd w:id="50"/>
     </w:p>
     <w:p>
       <w:r>
@@ -21502,11 +21671,11 @@
       <w:pPr>
         <w:pStyle w:val="21"/>
       </w:pPr>
-      <w:bookmarkStart w:id="50" w:name="_Toc241864848"/>
+      <w:bookmarkStart w:id="51" w:name="_Toc242178433"/>
       <w:r>
         <w:t>6.11 Вага роботи — TaskWeight</w:t>
       </w:r>
-      <w:bookmarkEnd w:id="50"/>
+      <w:bookmarkEnd w:id="51"/>
     </w:p>
     <w:p>
       <w:r>
@@ -22635,7 +22804,6 @@
                 <w:rFonts w:eastAsia="Arial"/>
                 <w:sz w:val="14"/>
               </w:rPr>
-              <w:lastRenderedPageBreak/>
               <w:t>updatedAt</w:t>
             </w:r>
           </w:p>
@@ -22853,11 +23021,11 @@
       <w:pPr>
         <w:pStyle w:val="21"/>
       </w:pPr>
-      <w:bookmarkStart w:id="51" w:name="_Toc241864849"/>
+      <w:bookmarkStart w:id="52" w:name="_Toc242178434"/>
       <w:r>
         <w:t>6.12 Розмір ініціативи — InitiativeSize</w:t>
       </w:r>
-      <w:bookmarkEnd w:id="51"/>
+      <w:bookmarkEnd w:id="52"/>
     </w:p>
     <w:p>
       <w:r>
@@ -24085,11 +24253,11 @@
       <w:pPr>
         <w:pStyle w:val="21"/>
       </w:pPr>
-      <w:bookmarkStart w:id="52" w:name="_Toc241864850"/>
+      <w:bookmarkStart w:id="53" w:name="_Toc242178435"/>
       <w:r>
         <w:t>6.13 Визначення додаткового поля — CustomFieldDefinition</w:t>
       </w:r>
-      <w:bookmarkEnd w:id="52"/>
+      <w:bookmarkEnd w:id="53"/>
     </w:p>
     <w:p>
       <w:r>
@@ -24870,7 +25038,6 @@
                 <w:rFonts w:eastAsia="Arial"/>
                 <w:sz w:val="14"/>
               </w:rPr>
-              <w:lastRenderedPageBreak/>
               <w:t>isRequired</w:t>
             </w:r>
           </w:p>
@@ -25780,11 +25947,11 @@
       <w:pPr>
         <w:pStyle w:val="21"/>
       </w:pPr>
-      <w:bookmarkStart w:id="53" w:name="_Toc241864851"/>
+      <w:bookmarkStart w:id="54" w:name="_Toc242178436"/>
       <w:r>
         <w:t>6.14 Варіант додаткового поля — CustomFieldOption</w:t>
       </w:r>
-      <w:bookmarkEnd w:id="53"/>
+      <w:bookmarkEnd w:id="54"/>
     </w:p>
     <w:p>
       <w:r>
@@ -26668,11 +26835,11 @@
       <w:pPr>
         <w:pStyle w:val="21"/>
       </w:pPr>
-      <w:bookmarkStart w:id="54" w:name="_Toc241864852"/>
+      <w:bookmarkStart w:id="55" w:name="_Toc242178437"/>
       <w:r>
         <w:t>6.15 Ініціатива — Initiative</w:t>
       </w:r>
-      <w:bookmarkEnd w:id="54"/>
+      <w:bookmarkEnd w:id="55"/>
     </w:p>
     <w:p>
       <w:r>
@@ -26681,13 +26848,27 @@
     </w:p>
     <w:p>
       <w:r>
-        <w:rPr>
-          <w:b/>
-        </w:rPr>
-        <w:t xml:space="preserve">Зв’язки та життєвий цикл. </w:t>
+        <w:t>Зв’язки та життєвий цикл. Має один або більше річних записів і може бути будь-якою стороною багатьох InitiativeRelation. Назва унікальна в межах kind; перейменування не змінює зв’язки.</w:t>
       </w:r>
+    </w:p>
+    <w:p>
+      <w:pPr>
+        <w:pStyle w:val="21"/>
+      </w:pPr>
+      <w:bookmarkStart w:id="56" w:name="_Toc242178438"/>
       <w:r>
-        <w:t>Має один або більше річних записів. Назва унікальна в межах kind.</w:t>
+        <w:t>6.16 Зв’язок ініціатив — InitiativeRelation</w:t>
+      </w:r>
+      <w:bookmarkEnd w:id="56"/>
+    </w:p>
+    <w:p>
+      <w:r>
+        <w:t>Двосторонній типізований зв’язок між двома різними кореневими ініціативами. Поточний тип RELATED_INITIATIVE означає «Пов’язана ініціатива».</w:t>
+      </w:r>
+    </w:p>
+    <w:p>
+      <w:r>
+        <w:t>Зв’язки та життєвий цикл. Пара ID зберігається у канонічному порядку; комбінація relation_type/left_initiative_id/right_initiative_id унікальна. Видалення окремого року не впливає на зв’язок, а видалення останнього року кореневої ініціативи прибирає її зв’язки в тій самій бізнес-команді.</w:t>
       </w:r>
     </w:p>
     <w:tbl>
@@ -26730,16 +26911,7 @@
             <w:vAlign w:val="center"/>
           </w:tcPr>
           <w:p>
-            <w:pPr>
-              <w:jc w:val="center"/>
-            </w:pPr>
-            <w:r>
-              <w:rPr>
-                <w:rFonts w:eastAsia="Arial"/>
-                <w:b/>
-                <w:color w:val="FFFFFF"/>
-                <w:sz w:val="14"/>
-              </w:rPr>
+            <w:r>
               <w:t>Поле</w:t>
             </w:r>
           </w:p>
@@ -26757,16 +26929,7 @@
             <w:vAlign w:val="center"/>
           </w:tcPr>
           <w:p>
-            <w:pPr>
-              <w:jc w:val="center"/>
-            </w:pPr>
-            <w:r>
-              <w:rPr>
-                <w:rFonts w:eastAsia="Arial"/>
-                <w:b/>
-                <w:color w:val="FFFFFF"/>
-                <w:sz w:val="14"/>
-              </w:rPr>
+            <w:r>
               <w:t>Тип</w:t>
             </w:r>
           </w:p>
@@ -26784,16 +26947,7 @@
             <w:vAlign w:val="center"/>
           </w:tcPr>
           <w:p>
-            <w:pPr>
-              <w:jc w:val="center"/>
-            </w:pPr>
-            <w:r>
-              <w:rPr>
-                <w:rFonts w:eastAsia="Arial"/>
-                <w:b/>
-                <w:color w:val="FFFFFF"/>
-                <w:sz w:val="14"/>
-              </w:rPr>
+            <w:r>
               <w:t>Клас</w:t>
             </w:r>
           </w:p>
@@ -26811,16 +26965,7 @@
             <w:vAlign w:val="center"/>
           </w:tcPr>
           <w:p>
-            <w:pPr>
-              <w:jc w:val="center"/>
-            </w:pPr>
-            <w:r>
-              <w:rPr>
-                <w:rFonts w:eastAsia="Arial"/>
-                <w:b/>
-                <w:color w:val="FFFFFF"/>
-                <w:sz w:val="14"/>
-              </w:rPr>
+            <w:r>
               <w:t>Обов’язкове</w:t>
             </w:r>
           </w:p>
@@ -26838,16 +26983,7 @@
             <w:vAlign w:val="center"/>
           </w:tcPr>
           <w:p>
-            <w:pPr>
-              <w:jc w:val="center"/>
-            </w:pPr>
-            <w:r>
-              <w:rPr>
-                <w:rFonts w:eastAsia="Arial"/>
-                <w:b/>
-                <w:color w:val="FFFFFF"/>
-                <w:sz w:val="14"/>
-              </w:rPr>
+            <w:r>
               <w:t>Зміст</w:t>
             </w:r>
           </w:p>
@@ -26869,14 +27005,7 @@
             <w:vAlign w:val="center"/>
           </w:tcPr>
           <w:p>
-            <w:pPr>
-              <w:jc w:val="center"/>
-            </w:pPr>
-            <w:r>
-              <w:rPr>
-                <w:rFonts w:eastAsia="Arial"/>
-                <w:sz w:val="14"/>
-              </w:rPr>
+            <w:r>
               <w:t>id</w:t>
             </w:r>
           </w:p>
@@ -26894,10 +27023,6 @@
           </w:tcPr>
           <w:p>
             <w:r>
-              <w:rPr>
-                <w:rFonts w:eastAsia="Arial"/>
-                <w:sz w:val="14"/>
-              </w:rPr>
               <w:t>String</w:t>
             </w:r>
           </w:p>
@@ -26915,10 +27040,6 @@
           </w:tcPr>
           <w:p>
             <w:r>
-              <w:rPr>
-                <w:rFonts w:eastAsia="Arial"/>
-                <w:sz w:val="14"/>
-              </w:rPr>
               <w:t>Ключ</w:t>
             </w:r>
           </w:p>
@@ -26936,10 +27057,6 @@
           </w:tcPr>
           <w:p>
             <w:r>
-              <w:rPr>
-                <w:rFonts w:eastAsia="Arial"/>
-                <w:sz w:val="14"/>
-              </w:rPr>
               <w:t>Так</w:t>
             </w:r>
           </w:p>
@@ -26957,10 +27074,6 @@
           </w:tcPr>
           <w:p>
             <w:r>
-              <w:rPr>
-                <w:rFonts w:eastAsia="Arial"/>
-                <w:sz w:val="14"/>
-              </w:rPr>
               <w:t>Унікальний ідентифікатор</w:t>
             </w:r>
           </w:p>
@@ -26983,15 +27096,8 @@
             <w:vAlign w:val="center"/>
           </w:tcPr>
           <w:p>
-            <w:pPr>
-              <w:jc w:val="center"/>
-            </w:pPr>
-            <w:r>
-              <w:rPr>
-                <w:rFonts w:eastAsia="Arial"/>
-                <w:sz w:val="14"/>
-              </w:rPr>
-              <w:t>kind</w:t>
+            <w:r>
+              <w:t>relationType</w:t>
             </w:r>
           </w:p>
         </w:tc>
@@ -27009,10 +27115,6 @@
           </w:tcPr>
           <w:p>
             <w:r>
-              <w:rPr>
-                <w:rFonts w:eastAsia="Arial"/>
-                <w:sz w:val="14"/>
-              </w:rPr>
               <w:t>String</w:t>
             </w:r>
           </w:p>
@@ -27031,10 +27133,6 @@
           </w:tcPr>
           <w:p>
             <w:r>
-              <w:rPr>
-                <w:rFonts w:eastAsia="Arial"/>
-                <w:sz w:val="14"/>
-              </w:rPr>
               <w:t>Поле</w:t>
             </w:r>
           </w:p>
@@ -27053,10 +27151,6 @@
           </w:tcPr>
           <w:p>
             <w:r>
-              <w:rPr>
-                <w:rFonts w:eastAsia="Arial"/>
-                <w:sz w:val="14"/>
-              </w:rPr>
               <w:t>Так</w:t>
             </w:r>
           </w:p>
@@ -27075,11 +27169,7 @@
           </w:tcPr>
           <w:p>
             <w:r>
-              <w:rPr>
-                <w:rFonts w:eastAsia="Arial"/>
-                <w:sz w:val="14"/>
-              </w:rPr>
-              <w:t>Тип ініціативи: PROJECT або OPERATIONAL_TASK</w:t>
+              <w:t>Тип зв’язку; зараз RELATED_INITIATIVE</w:t>
             </w:r>
           </w:p>
         </w:tc>
@@ -27100,15 +27190,1031 @@
             <w:vAlign w:val="center"/>
           </w:tcPr>
           <w:p>
+            <w:r>
+              <w:t>leftInitiativeId</w:t>
+            </w:r>
+          </w:p>
+        </w:tc>
+        <w:tc>
+          <w:tcPr>
+            <w:tcW w:w="1531" w:type="dxa"/>
+            <w:tcMar>
+              <w:top w:w="90" w:type="dxa"/>
+              <w:left w:w="110" w:type="dxa"/>
+              <w:bottom w:w="90" w:type="dxa"/>
+              <w:right w:w="110" w:type="dxa"/>
+            </w:tcMar>
+            <w:vAlign w:val="center"/>
+          </w:tcPr>
+          <w:p>
+            <w:r>
+              <w:t>String</w:t>
+            </w:r>
+          </w:p>
+        </w:tc>
+        <w:tc>
+          <w:tcPr>
+            <w:tcW w:w="1134" w:type="dxa"/>
+            <w:tcMar>
+              <w:top w:w="90" w:type="dxa"/>
+              <w:left w:w="110" w:type="dxa"/>
+              <w:bottom w:w="90" w:type="dxa"/>
+              <w:right w:w="110" w:type="dxa"/>
+            </w:tcMar>
+            <w:vAlign w:val="center"/>
+          </w:tcPr>
+          <w:p>
+            <w:r>
+              <w:t>Поле</w:t>
+            </w:r>
+          </w:p>
+        </w:tc>
+        <w:tc>
+          <w:tcPr>
+            <w:tcW w:w="1247" w:type="dxa"/>
+            <w:tcMar>
+              <w:top w:w="90" w:type="dxa"/>
+              <w:left w:w="110" w:type="dxa"/>
+              <w:bottom w:w="90" w:type="dxa"/>
+              <w:right w:w="110" w:type="dxa"/>
+            </w:tcMar>
+            <w:vAlign w:val="center"/>
+          </w:tcPr>
+          <w:p>
+            <w:r>
+              <w:t>Так</w:t>
+            </w:r>
+          </w:p>
+        </w:tc>
+        <w:tc>
+          <w:tcPr>
+            <w:tcW w:w="3572" w:type="dxa"/>
+            <w:tcMar>
+              <w:top w:w="90" w:type="dxa"/>
+              <w:left w:w="110" w:type="dxa"/>
+              <w:bottom w:w="90" w:type="dxa"/>
+              <w:right w:w="110" w:type="dxa"/>
+            </w:tcMar>
+            <w:vAlign w:val="center"/>
+          </w:tcPr>
+          <w:p>
+            <w:r>
+              <w:t>Перша сторона канонічної пари</w:t>
+            </w:r>
+          </w:p>
+        </w:tc>
+      </w:tr>
+      <w:tr>
+        <w:trPr>
+          <w:jc w:val="center"/>
+        </w:trPr>
+        <w:tc>
+          <w:tcPr>
+            <w:tcW w:w="1814" w:type="dxa"/>
+            <w:shd w:val="clear" w:color="auto" w:fill="EAF2F8"/>
+            <w:tcMar>
+              <w:top w:w="90" w:type="dxa"/>
+              <w:left w:w="110" w:type="dxa"/>
+              <w:bottom w:w="90" w:type="dxa"/>
+              <w:right w:w="110" w:type="dxa"/>
+            </w:tcMar>
+            <w:vAlign w:val="center"/>
+          </w:tcPr>
+          <w:p>
+            <w:r>
+              <w:t>rightInitiativeId</w:t>
+            </w:r>
+          </w:p>
+        </w:tc>
+        <w:tc>
+          <w:tcPr>
+            <w:tcW w:w="1531" w:type="dxa"/>
+            <w:shd w:val="clear" w:color="auto" w:fill="EAF2F8"/>
+            <w:tcMar>
+              <w:top w:w="90" w:type="dxa"/>
+              <w:left w:w="110" w:type="dxa"/>
+              <w:bottom w:w="90" w:type="dxa"/>
+              <w:right w:w="110" w:type="dxa"/>
+            </w:tcMar>
+            <w:vAlign w:val="center"/>
+          </w:tcPr>
+          <w:p>
+            <w:r>
+              <w:t>String</w:t>
+            </w:r>
+          </w:p>
+        </w:tc>
+        <w:tc>
+          <w:tcPr>
+            <w:tcW w:w="1134" w:type="dxa"/>
+            <w:shd w:val="clear" w:color="auto" w:fill="EAF2F8"/>
+            <w:tcMar>
+              <w:top w:w="90" w:type="dxa"/>
+              <w:left w:w="110" w:type="dxa"/>
+              <w:bottom w:w="90" w:type="dxa"/>
+              <w:right w:w="110" w:type="dxa"/>
+            </w:tcMar>
+            <w:vAlign w:val="center"/>
+          </w:tcPr>
+          <w:p>
+            <w:r>
+              <w:t>Поле</w:t>
+            </w:r>
+          </w:p>
+        </w:tc>
+        <w:tc>
+          <w:tcPr>
+            <w:tcW w:w="1247" w:type="dxa"/>
+            <w:shd w:val="clear" w:color="auto" w:fill="EAF2F8"/>
+            <w:tcMar>
+              <w:top w:w="90" w:type="dxa"/>
+              <w:left w:w="110" w:type="dxa"/>
+              <w:bottom w:w="90" w:type="dxa"/>
+              <w:right w:w="110" w:type="dxa"/>
+            </w:tcMar>
+            <w:vAlign w:val="center"/>
+          </w:tcPr>
+          <w:p>
+            <w:r>
+              <w:t>Так</w:t>
+            </w:r>
+          </w:p>
+        </w:tc>
+        <w:tc>
+          <w:tcPr>
+            <w:tcW w:w="3572" w:type="dxa"/>
+            <w:shd w:val="clear" w:color="auto" w:fill="EAF2F8"/>
+            <w:tcMar>
+              <w:top w:w="90" w:type="dxa"/>
+              <w:left w:w="110" w:type="dxa"/>
+              <w:bottom w:w="90" w:type="dxa"/>
+              <w:right w:w="110" w:type="dxa"/>
+            </w:tcMar>
+            <w:vAlign w:val="center"/>
+          </w:tcPr>
+          <w:p>
+            <w:r>
+              <w:t>Друга сторона канонічної пари</w:t>
+            </w:r>
+          </w:p>
+        </w:tc>
+      </w:tr>
+      <w:tr>
+        <w:trPr>
+          <w:jc w:val="center"/>
+        </w:trPr>
+        <w:tc>
+          <w:tcPr>
+            <w:tcW w:w="1814" w:type="dxa"/>
+            <w:tcMar>
+              <w:top w:w="90" w:type="dxa"/>
+              <w:left w:w="110" w:type="dxa"/>
+              <w:bottom w:w="90" w:type="dxa"/>
+              <w:right w:w="110" w:type="dxa"/>
+            </w:tcMar>
+            <w:vAlign w:val="center"/>
+          </w:tcPr>
+          <w:p>
+            <w:r>
+              <w:t>revision</w:t>
+            </w:r>
+          </w:p>
+        </w:tc>
+        <w:tc>
+          <w:tcPr>
+            <w:tcW w:w="1531" w:type="dxa"/>
+            <w:tcMar>
+              <w:top w:w="90" w:type="dxa"/>
+              <w:left w:w="110" w:type="dxa"/>
+              <w:bottom w:w="90" w:type="dxa"/>
+              <w:right w:w="110" w:type="dxa"/>
+            </w:tcMar>
+            <w:vAlign w:val="center"/>
+          </w:tcPr>
+          <w:p>
+            <w:r>
+              <w:t>Int</w:t>
+            </w:r>
+          </w:p>
+        </w:tc>
+        <w:tc>
+          <w:tcPr>
+            <w:tcW w:w="1134" w:type="dxa"/>
+            <w:tcMar>
+              <w:top w:w="90" w:type="dxa"/>
+              <w:left w:w="110" w:type="dxa"/>
+              <w:bottom w:w="90" w:type="dxa"/>
+              <w:right w:w="110" w:type="dxa"/>
+            </w:tcMar>
+            <w:vAlign w:val="center"/>
+          </w:tcPr>
+          <w:p>
+            <w:r>
+              <w:t>Поле</w:t>
+            </w:r>
+          </w:p>
+        </w:tc>
+        <w:tc>
+          <w:tcPr>
+            <w:tcW w:w="1247" w:type="dxa"/>
+            <w:tcMar>
+              <w:top w:w="90" w:type="dxa"/>
+              <w:left w:w="110" w:type="dxa"/>
+              <w:bottom w:w="90" w:type="dxa"/>
+              <w:right w:w="110" w:type="dxa"/>
+            </w:tcMar>
+            <w:vAlign w:val="center"/>
+          </w:tcPr>
+          <w:p>
+            <w:r>
+              <w:t>Так</w:t>
+            </w:r>
+          </w:p>
+        </w:tc>
+        <w:tc>
+          <w:tcPr>
+            <w:tcW w:w="3572" w:type="dxa"/>
+            <w:tcMar>
+              <w:top w:w="90" w:type="dxa"/>
+              <w:left w:w="110" w:type="dxa"/>
+              <w:bottom w:w="90" w:type="dxa"/>
+              <w:right w:w="110" w:type="dxa"/>
+            </w:tcMar>
+            <w:vAlign w:val="center"/>
+          </w:tcPr>
+          <w:p>
+            <w:r>
+              <w:t>Версія для конкурентного видалення</w:t>
+            </w:r>
+          </w:p>
+        </w:tc>
+      </w:tr>
+      <w:tr>
+        <w:trPr>
+          <w:jc w:val="center"/>
+        </w:trPr>
+        <w:tc>
+          <w:tcPr>
+            <w:tcW w:w="1814" w:type="dxa"/>
+            <w:shd w:val="clear" w:color="auto" w:fill="EAF2F8"/>
+            <w:tcMar>
+              <w:top w:w="90" w:type="dxa"/>
+              <w:left w:w="110" w:type="dxa"/>
+              <w:bottom w:w="90" w:type="dxa"/>
+              <w:right w:w="110" w:type="dxa"/>
+            </w:tcMar>
+            <w:vAlign w:val="center"/>
+          </w:tcPr>
+          <w:p>
+            <w:r>
+              <w:t>createdAt</w:t>
+            </w:r>
+          </w:p>
+        </w:tc>
+        <w:tc>
+          <w:tcPr>
+            <w:tcW w:w="1531" w:type="dxa"/>
+            <w:shd w:val="clear" w:color="auto" w:fill="EAF2F8"/>
+            <w:tcMar>
+              <w:top w:w="90" w:type="dxa"/>
+              <w:left w:w="110" w:type="dxa"/>
+              <w:bottom w:w="90" w:type="dxa"/>
+              <w:right w:w="110" w:type="dxa"/>
+            </w:tcMar>
+            <w:vAlign w:val="center"/>
+          </w:tcPr>
+          <w:p>
+            <w:r>
+              <w:t>DateTime</w:t>
+            </w:r>
+          </w:p>
+        </w:tc>
+        <w:tc>
+          <w:tcPr>
+            <w:tcW w:w="1134" w:type="dxa"/>
+            <w:shd w:val="clear" w:color="auto" w:fill="EAF2F8"/>
+            <w:tcMar>
+              <w:top w:w="90" w:type="dxa"/>
+              <w:left w:w="110" w:type="dxa"/>
+              <w:bottom w:w="90" w:type="dxa"/>
+              <w:right w:w="110" w:type="dxa"/>
+            </w:tcMar>
+            <w:vAlign w:val="center"/>
+          </w:tcPr>
+          <w:p>
+            <w:r>
+              <w:t>Поле</w:t>
+            </w:r>
+          </w:p>
+        </w:tc>
+        <w:tc>
+          <w:tcPr>
+            <w:tcW w:w="1247" w:type="dxa"/>
+            <w:shd w:val="clear" w:color="auto" w:fill="EAF2F8"/>
+            <w:tcMar>
+              <w:top w:w="90" w:type="dxa"/>
+              <w:left w:w="110" w:type="dxa"/>
+              <w:bottom w:w="90" w:type="dxa"/>
+              <w:right w:w="110" w:type="dxa"/>
+            </w:tcMar>
+            <w:vAlign w:val="center"/>
+          </w:tcPr>
+          <w:p>
+            <w:r>
+              <w:t>Так</w:t>
+            </w:r>
+          </w:p>
+        </w:tc>
+        <w:tc>
+          <w:tcPr>
+            <w:tcW w:w="3572" w:type="dxa"/>
+            <w:shd w:val="clear" w:color="auto" w:fill="EAF2F8"/>
+            <w:tcMar>
+              <w:top w:w="90" w:type="dxa"/>
+              <w:left w:w="110" w:type="dxa"/>
+              <w:bottom w:w="90" w:type="dxa"/>
+              <w:right w:w="110" w:type="dxa"/>
+            </w:tcMar>
+            <w:vAlign w:val="center"/>
+          </w:tcPr>
+          <w:p>
+            <w:r>
+              <w:t>Дата й час створення</w:t>
+            </w:r>
+          </w:p>
+        </w:tc>
+      </w:tr>
+      <w:tr>
+        <w:trPr>
+          <w:jc w:val="center"/>
+        </w:trPr>
+        <w:tc>
+          <w:tcPr>
+            <w:tcW w:w="1814" w:type="dxa"/>
+            <w:tcMar>
+              <w:top w:w="90" w:type="dxa"/>
+              <w:left w:w="110" w:type="dxa"/>
+              <w:bottom w:w="90" w:type="dxa"/>
+              <w:right w:w="110" w:type="dxa"/>
+            </w:tcMar>
+            <w:vAlign w:val="center"/>
+          </w:tcPr>
+          <w:p>
+            <w:r>
+              <w:t>updatedAt</w:t>
+            </w:r>
+          </w:p>
+        </w:tc>
+        <w:tc>
+          <w:tcPr>
+            <w:tcW w:w="1531" w:type="dxa"/>
+            <w:tcMar>
+              <w:top w:w="90" w:type="dxa"/>
+              <w:left w:w="110" w:type="dxa"/>
+              <w:bottom w:w="90" w:type="dxa"/>
+              <w:right w:w="110" w:type="dxa"/>
+            </w:tcMar>
+            <w:vAlign w:val="center"/>
+          </w:tcPr>
+          <w:p>
+            <w:r>
+              <w:t>DateTime</w:t>
+            </w:r>
+          </w:p>
+        </w:tc>
+        <w:tc>
+          <w:tcPr>
+            <w:tcW w:w="1134" w:type="dxa"/>
+            <w:tcMar>
+              <w:top w:w="90" w:type="dxa"/>
+              <w:left w:w="110" w:type="dxa"/>
+              <w:bottom w:w="90" w:type="dxa"/>
+              <w:right w:w="110" w:type="dxa"/>
+            </w:tcMar>
+            <w:vAlign w:val="center"/>
+          </w:tcPr>
+          <w:p>
+            <w:r>
+              <w:t>Поле</w:t>
+            </w:r>
+          </w:p>
+        </w:tc>
+        <w:tc>
+          <w:tcPr>
+            <w:tcW w:w="1247" w:type="dxa"/>
+            <w:tcMar>
+              <w:top w:w="90" w:type="dxa"/>
+              <w:left w:w="110" w:type="dxa"/>
+              <w:bottom w:w="90" w:type="dxa"/>
+              <w:right w:w="110" w:type="dxa"/>
+            </w:tcMar>
+            <w:vAlign w:val="center"/>
+          </w:tcPr>
+          <w:p>
+            <w:r>
+              <w:t>Так</w:t>
+            </w:r>
+          </w:p>
+        </w:tc>
+        <w:tc>
+          <w:tcPr>
+            <w:tcW w:w="3572" w:type="dxa"/>
+            <w:tcMar>
+              <w:top w:w="90" w:type="dxa"/>
+              <w:left w:w="110" w:type="dxa"/>
+              <w:bottom w:w="90" w:type="dxa"/>
+              <w:right w:w="110" w:type="dxa"/>
+            </w:tcMar>
+            <w:vAlign w:val="center"/>
+          </w:tcPr>
+          <w:p>
+            <w:r>
+              <w:t>Дата й час останньої зміни</w:t>
+            </w:r>
+          </w:p>
+        </w:tc>
+      </w:tr>
+      <w:tr>
+        <w:trPr>
+          <w:jc w:val="center"/>
+        </w:trPr>
+        <w:tc>
+          <w:tcPr>
+            <w:tcW w:w="1814" w:type="dxa"/>
+            <w:shd w:val="clear" w:color="auto" w:fill="EAF2F8"/>
+            <w:tcMar>
+              <w:top w:w="90" w:type="dxa"/>
+              <w:left w:w="110" w:type="dxa"/>
+              <w:bottom w:w="90" w:type="dxa"/>
+              <w:right w:w="110" w:type="dxa"/>
+            </w:tcMar>
+            <w:vAlign w:val="center"/>
+          </w:tcPr>
+          <w:p>
+            <w:r>
+              <w:t>leftInitiative</w:t>
+            </w:r>
+          </w:p>
+        </w:tc>
+        <w:tc>
+          <w:tcPr>
+            <w:tcW w:w="1531" w:type="dxa"/>
+            <w:shd w:val="clear" w:color="auto" w:fill="EAF2F8"/>
+            <w:tcMar>
+              <w:top w:w="90" w:type="dxa"/>
+              <w:left w:w="110" w:type="dxa"/>
+              <w:bottom w:w="90" w:type="dxa"/>
+              <w:right w:w="110" w:type="dxa"/>
+            </w:tcMar>
+            <w:vAlign w:val="center"/>
+          </w:tcPr>
+          <w:p>
+            <w:r>
+              <w:t>Initiative</w:t>
+            </w:r>
+          </w:p>
+        </w:tc>
+        <w:tc>
+          <w:tcPr>
+            <w:tcW w:w="1134" w:type="dxa"/>
+            <w:shd w:val="clear" w:color="auto" w:fill="EAF2F8"/>
+            <w:tcMar>
+              <w:top w:w="90" w:type="dxa"/>
+              <w:left w:w="110" w:type="dxa"/>
+              <w:bottom w:w="90" w:type="dxa"/>
+              <w:right w:w="110" w:type="dxa"/>
+            </w:tcMar>
+            <w:vAlign w:val="center"/>
+          </w:tcPr>
+          <w:p>
+            <w:r>
+              <w:t>Зв’язок</w:t>
+            </w:r>
+          </w:p>
+        </w:tc>
+        <w:tc>
+          <w:tcPr>
+            <w:tcW w:w="1247" w:type="dxa"/>
+            <w:shd w:val="clear" w:color="auto" w:fill="EAF2F8"/>
+            <w:tcMar>
+              <w:top w:w="90" w:type="dxa"/>
+              <w:left w:w="110" w:type="dxa"/>
+              <w:bottom w:w="90" w:type="dxa"/>
+              <w:right w:w="110" w:type="dxa"/>
+            </w:tcMar>
+            <w:vAlign w:val="center"/>
+          </w:tcPr>
+          <w:p>
+            <w:r>
+              <w:t>Так</w:t>
+            </w:r>
+          </w:p>
+        </w:tc>
+        <w:tc>
+          <w:tcPr>
+            <w:tcW w:w="3572" w:type="dxa"/>
+            <w:shd w:val="clear" w:color="auto" w:fill="EAF2F8"/>
+            <w:tcMar>
+              <w:top w:w="90" w:type="dxa"/>
+              <w:left w:w="110" w:type="dxa"/>
+              <w:bottom w:w="90" w:type="dxa"/>
+              <w:right w:w="110" w:type="dxa"/>
+            </w:tcMar>
+            <w:vAlign w:val="center"/>
+          </w:tcPr>
+          <w:p>
+            <w:r>
+              <w:t>Перша пов’язана ініціатива</w:t>
+            </w:r>
+          </w:p>
+        </w:tc>
+      </w:tr>
+      <w:tr>
+        <w:trPr>
+          <w:jc w:val="center"/>
+        </w:trPr>
+        <w:tc>
+          <w:tcPr>
+            <w:tcW w:w="1814" w:type="dxa"/>
+            <w:tcMar>
+              <w:top w:w="90" w:type="dxa"/>
+              <w:left w:w="110" w:type="dxa"/>
+              <w:bottom w:w="90" w:type="dxa"/>
+              <w:right w:w="110" w:type="dxa"/>
+            </w:tcMar>
+            <w:vAlign w:val="center"/>
+          </w:tcPr>
+          <w:p>
+            <w:r>
+              <w:t>rightInitiative</w:t>
+            </w:r>
+          </w:p>
+        </w:tc>
+        <w:tc>
+          <w:tcPr>
+            <w:tcW w:w="1531" w:type="dxa"/>
+            <w:tcMar>
+              <w:top w:w="90" w:type="dxa"/>
+              <w:left w:w="110" w:type="dxa"/>
+              <w:bottom w:w="90" w:type="dxa"/>
+              <w:right w:w="110" w:type="dxa"/>
+            </w:tcMar>
+            <w:vAlign w:val="center"/>
+          </w:tcPr>
+          <w:p>
+            <w:r>
+              <w:t>Initiative</w:t>
+            </w:r>
+          </w:p>
+        </w:tc>
+        <w:tc>
+          <w:tcPr>
+            <w:tcW w:w="1134" w:type="dxa"/>
+            <w:tcMar>
+              <w:top w:w="90" w:type="dxa"/>
+              <w:left w:w="110" w:type="dxa"/>
+              <w:bottom w:w="90" w:type="dxa"/>
+              <w:right w:w="110" w:type="dxa"/>
+            </w:tcMar>
+            <w:vAlign w:val="center"/>
+          </w:tcPr>
+          <w:p>
+            <w:r>
+              <w:t>Зв’язок</w:t>
+            </w:r>
+          </w:p>
+        </w:tc>
+        <w:tc>
+          <w:tcPr>
+            <w:tcW w:w="1247" w:type="dxa"/>
+            <w:tcMar>
+              <w:top w:w="90" w:type="dxa"/>
+              <w:left w:w="110" w:type="dxa"/>
+              <w:bottom w:w="90" w:type="dxa"/>
+              <w:right w:w="110" w:type="dxa"/>
+            </w:tcMar>
+            <w:vAlign w:val="center"/>
+          </w:tcPr>
+          <w:p>
+            <w:r>
+              <w:t>Так</w:t>
+            </w:r>
+          </w:p>
+        </w:tc>
+        <w:tc>
+          <w:tcPr>
+            <w:tcW w:w="3572" w:type="dxa"/>
+            <w:tcMar>
+              <w:top w:w="90" w:type="dxa"/>
+              <w:left w:w="110" w:type="dxa"/>
+              <w:bottom w:w="90" w:type="dxa"/>
+              <w:right w:w="110" w:type="dxa"/>
+            </w:tcMar>
+            <w:vAlign w:val="center"/>
+          </w:tcPr>
+          <w:p>
+            <w:r>
+              <w:t>Друга пов’язана ініціатива</w:t>
+            </w:r>
+          </w:p>
+        </w:tc>
+      </w:tr>
+      <w:tr>
+        <w:trPr>
+          <w:tblHeader/>
+          <w:jc w:val="center"/>
+        </w:trPr>
+        <w:tc>
+          <w:tcPr>
+            <w:tcW w:w="1814" w:type="dxa"/>
+            <w:shd w:val="clear" w:color="auto" w:fill="17365D"/>
+            <w:tcMar>
+              <w:top w:w="90" w:type="dxa"/>
+              <w:left w:w="110" w:type="dxa"/>
+              <w:bottom w:w="90" w:type="dxa"/>
+              <w:right w:w="110" w:type="dxa"/>
+            </w:tcMar>
+            <w:vAlign w:val="center"/>
+          </w:tcPr>
+          <w:p>
             <w:pPr>
               <w:jc w:val="center"/>
             </w:pPr>
             <w:r>
               <w:rPr>
                 <w:rFonts w:eastAsia="Arial"/>
-                <w:sz w:val="14"/>
-              </w:rPr>
-              <w:lastRenderedPageBreak/>
+                <w:b/>
+                <w:color w:val="FFFFFF"/>
+                <w:sz w:val="14"/>
+              </w:rPr>
+              <w:t>Поле</w:t>
+            </w:r>
+          </w:p>
+        </w:tc>
+        <w:tc>
+          <w:tcPr>
+            <w:tcW w:w="1531" w:type="dxa"/>
+            <w:shd w:val="clear" w:color="auto" w:fill="17365D"/>
+            <w:tcMar>
+              <w:top w:w="90" w:type="dxa"/>
+              <w:left w:w="110" w:type="dxa"/>
+              <w:bottom w:w="90" w:type="dxa"/>
+              <w:right w:w="110" w:type="dxa"/>
+            </w:tcMar>
+            <w:vAlign w:val="center"/>
+          </w:tcPr>
+          <w:p>
+            <w:pPr>
+              <w:jc w:val="center"/>
+            </w:pPr>
+            <w:r>
+              <w:rPr>
+                <w:rFonts w:eastAsia="Arial"/>
+                <w:b/>
+                <w:color w:val="FFFFFF"/>
+                <w:sz w:val="14"/>
+              </w:rPr>
+              <w:t>Тип</w:t>
+            </w:r>
+          </w:p>
+        </w:tc>
+        <w:tc>
+          <w:tcPr>
+            <w:tcW w:w="1134" w:type="dxa"/>
+            <w:shd w:val="clear" w:color="auto" w:fill="17365D"/>
+            <w:tcMar>
+              <w:top w:w="90" w:type="dxa"/>
+              <w:left w:w="110" w:type="dxa"/>
+              <w:bottom w:w="90" w:type="dxa"/>
+              <w:right w:w="110" w:type="dxa"/>
+            </w:tcMar>
+            <w:vAlign w:val="center"/>
+          </w:tcPr>
+          <w:p>
+            <w:pPr>
+              <w:jc w:val="center"/>
+            </w:pPr>
+            <w:r>
+              <w:rPr>
+                <w:rFonts w:eastAsia="Arial"/>
+                <w:b/>
+                <w:color w:val="FFFFFF"/>
+                <w:sz w:val="14"/>
+              </w:rPr>
+              <w:t>Клас</w:t>
+            </w:r>
+          </w:p>
+        </w:tc>
+        <w:tc>
+          <w:tcPr>
+            <w:tcW w:w="1247" w:type="dxa"/>
+            <w:shd w:val="clear" w:color="auto" w:fill="17365D"/>
+            <w:tcMar>
+              <w:top w:w="90" w:type="dxa"/>
+              <w:left w:w="110" w:type="dxa"/>
+              <w:bottom w:w="90" w:type="dxa"/>
+              <w:right w:w="110" w:type="dxa"/>
+            </w:tcMar>
+            <w:vAlign w:val="center"/>
+          </w:tcPr>
+          <w:p>
+            <w:pPr>
+              <w:jc w:val="center"/>
+            </w:pPr>
+            <w:r>
+              <w:rPr>
+                <w:rFonts w:eastAsia="Arial"/>
+                <w:b/>
+                <w:color w:val="FFFFFF"/>
+                <w:sz w:val="14"/>
+              </w:rPr>
+              <w:t>Обов’язкове</w:t>
+            </w:r>
+          </w:p>
+        </w:tc>
+        <w:tc>
+          <w:tcPr>
+            <w:tcW w:w="3572" w:type="dxa"/>
+            <w:shd w:val="clear" w:color="auto" w:fill="17365D"/>
+            <w:tcMar>
+              <w:top w:w="90" w:type="dxa"/>
+              <w:left w:w="110" w:type="dxa"/>
+              <w:bottom w:w="90" w:type="dxa"/>
+              <w:right w:w="110" w:type="dxa"/>
+            </w:tcMar>
+            <w:vAlign w:val="center"/>
+          </w:tcPr>
+          <w:p>
+            <w:pPr>
+              <w:jc w:val="center"/>
+            </w:pPr>
+            <w:r>
+              <w:rPr>
+                <w:rFonts w:eastAsia="Arial"/>
+                <w:b/>
+                <w:color w:val="FFFFFF"/>
+                <w:sz w:val="14"/>
+              </w:rPr>
+              <w:t>Зміст</w:t>
+            </w:r>
+          </w:p>
+        </w:tc>
+      </w:tr>
+      <w:tr>
+        <w:trPr>
+          <w:jc w:val="center"/>
+        </w:trPr>
+        <w:tc>
+          <w:tcPr>
+            <w:tcW w:w="1814" w:type="dxa"/>
+            <w:tcMar>
+              <w:top w:w="90" w:type="dxa"/>
+              <w:left w:w="110" w:type="dxa"/>
+              <w:bottom w:w="90" w:type="dxa"/>
+              <w:right w:w="110" w:type="dxa"/>
+            </w:tcMar>
+            <w:vAlign w:val="center"/>
+          </w:tcPr>
+          <w:p>
+            <w:pPr>
+              <w:jc w:val="center"/>
+            </w:pPr>
+            <w:r>
+              <w:rPr>
+                <w:rFonts w:eastAsia="Arial"/>
+                <w:sz w:val="14"/>
+              </w:rPr>
+              <w:t>id</w:t>
+            </w:r>
+          </w:p>
+        </w:tc>
+        <w:tc>
+          <w:tcPr>
+            <w:tcW w:w="1531" w:type="dxa"/>
+            <w:tcMar>
+              <w:top w:w="90" w:type="dxa"/>
+              <w:left w:w="110" w:type="dxa"/>
+              <w:bottom w:w="90" w:type="dxa"/>
+              <w:right w:w="110" w:type="dxa"/>
+            </w:tcMar>
+            <w:vAlign w:val="center"/>
+          </w:tcPr>
+          <w:p>
+            <w:r>
+              <w:rPr>
+                <w:rFonts w:eastAsia="Arial"/>
+                <w:sz w:val="14"/>
+              </w:rPr>
+              <w:t>String</w:t>
+            </w:r>
+          </w:p>
+        </w:tc>
+        <w:tc>
+          <w:tcPr>
+            <w:tcW w:w="1134" w:type="dxa"/>
+            <w:tcMar>
+              <w:top w:w="90" w:type="dxa"/>
+              <w:left w:w="110" w:type="dxa"/>
+              <w:bottom w:w="90" w:type="dxa"/>
+              <w:right w:w="110" w:type="dxa"/>
+            </w:tcMar>
+            <w:vAlign w:val="center"/>
+          </w:tcPr>
+          <w:p>
+            <w:r>
+              <w:rPr>
+                <w:rFonts w:eastAsia="Arial"/>
+                <w:sz w:val="14"/>
+              </w:rPr>
+              <w:t>Ключ</w:t>
+            </w:r>
+          </w:p>
+        </w:tc>
+        <w:tc>
+          <w:tcPr>
+            <w:tcW w:w="1247" w:type="dxa"/>
+            <w:tcMar>
+              <w:top w:w="90" w:type="dxa"/>
+              <w:left w:w="110" w:type="dxa"/>
+              <w:bottom w:w="90" w:type="dxa"/>
+              <w:right w:w="110" w:type="dxa"/>
+            </w:tcMar>
+            <w:vAlign w:val="center"/>
+          </w:tcPr>
+          <w:p>
+            <w:r>
+              <w:rPr>
+                <w:rFonts w:eastAsia="Arial"/>
+                <w:sz w:val="14"/>
+              </w:rPr>
+              <w:t>Так</w:t>
+            </w:r>
+          </w:p>
+        </w:tc>
+        <w:tc>
+          <w:tcPr>
+            <w:tcW w:w="3572" w:type="dxa"/>
+            <w:tcMar>
+              <w:top w:w="90" w:type="dxa"/>
+              <w:left w:w="110" w:type="dxa"/>
+              <w:bottom w:w="90" w:type="dxa"/>
+              <w:right w:w="110" w:type="dxa"/>
+            </w:tcMar>
+            <w:vAlign w:val="center"/>
+          </w:tcPr>
+          <w:p>
+            <w:r>
+              <w:rPr>
+                <w:rFonts w:eastAsia="Arial"/>
+                <w:sz w:val="14"/>
+              </w:rPr>
+              <w:t>Унікальний ідентифікатор</w:t>
+            </w:r>
+          </w:p>
+        </w:tc>
+      </w:tr>
+      <w:tr>
+        <w:trPr>
+          <w:jc w:val="center"/>
+        </w:trPr>
+        <w:tc>
+          <w:tcPr>
+            <w:tcW w:w="1814" w:type="dxa"/>
+            <w:shd w:val="clear" w:color="auto" w:fill="EAF2F8"/>
+            <w:tcMar>
+              <w:top w:w="90" w:type="dxa"/>
+              <w:left w:w="110" w:type="dxa"/>
+              <w:bottom w:w="90" w:type="dxa"/>
+              <w:right w:w="110" w:type="dxa"/>
+            </w:tcMar>
+            <w:vAlign w:val="center"/>
+          </w:tcPr>
+          <w:p>
+            <w:pPr>
+              <w:jc w:val="center"/>
+            </w:pPr>
+            <w:r>
+              <w:rPr>
+                <w:rFonts w:eastAsia="Arial"/>
+                <w:sz w:val="14"/>
+              </w:rPr>
+              <w:t>kind</w:t>
+            </w:r>
+          </w:p>
+        </w:tc>
+        <w:tc>
+          <w:tcPr>
+            <w:tcW w:w="1531" w:type="dxa"/>
+            <w:shd w:val="clear" w:color="auto" w:fill="EAF2F8"/>
+            <w:tcMar>
+              <w:top w:w="90" w:type="dxa"/>
+              <w:left w:w="110" w:type="dxa"/>
+              <w:bottom w:w="90" w:type="dxa"/>
+              <w:right w:w="110" w:type="dxa"/>
+            </w:tcMar>
+            <w:vAlign w:val="center"/>
+          </w:tcPr>
+          <w:p>
+            <w:r>
+              <w:rPr>
+                <w:rFonts w:eastAsia="Arial"/>
+                <w:sz w:val="14"/>
+              </w:rPr>
+              <w:t>String</w:t>
+            </w:r>
+          </w:p>
+        </w:tc>
+        <w:tc>
+          <w:tcPr>
+            <w:tcW w:w="1134" w:type="dxa"/>
+            <w:shd w:val="clear" w:color="auto" w:fill="EAF2F8"/>
+            <w:tcMar>
+              <w:top w:w="90" w:type="dxa"/>
+              <w:left w:w="110" w:type="dxa"/>
+              <w:bottom w:w="90" w:type="dxa"/>
+              <w:right w:w="110" w:type="dxa"/>
+            </w:tcMar>
+            <w:vAlign w:val="center"/>
+          </w:tcPr>
+          <w:p>
+            <w:r>
+              <w:rPr>
+                <w:rFonts w:eastAsia="Arial"/>
+                <w:sz w:val="14"/>
+              </w:rPr>
+              <w:t>Поле</w:t>
+            </w:r>
+          </w:p>
+        </w:tc>
+        <w:tc>
+          <w:tcPr>
+            <w:tcW w:w="1247" w:type="dxa"/>
+            <w:shd w:val="clear" w:color="auto" w:fill="EAF2F8"/>
+            <w:tcMar>
+              <w:top w:w="90" w:type="dxa"/>
+              <w:left w:w="110" w:type="dxa"/>
+              <w:bottom w:w="90" w:type="dxa"/>
+              <w:right w:w="110" w:type="dxa"/>
+            </w:tcMar>
+            <w:vAlign w:val="center"/>
+          </w:tcPr>
+          <w:p>
+            <w:r>
+              <w:rPr>
+                <w:rFonts w:eastAsia="Arial"/>
+                <w:sz w:val="14"/>
+              </w:rPr>
+              <w:t>Так</w:t>
+            </w:r>
+          </w:p>
+        </w:tc>
+        <w:tc>
+          <w:tcPr>
+            <w:tcW w:w="3572" w:type="dxa"/>
+            <w:shd w:val="clear" w:color="auto" w:fill="EAF2F8"/>
+            <w:tcMar>
+              <w:top w:w="90" w:type="dxa"/>
+              <w:left w:w="110" w:type="dxa"/>
+              <w:bottom w:w="90" w:type="dxa"/>
+              <w:right w:w="110" w:type="dxa"/>
+            </w:tcMar>
+            <w:vAlign w:val="center"/>
+          </w:tcPr>
+          <w:p>
+            <w:r>
+              <w:rPr>
+                <w:rFonts w:eastAsia="Arial"/>
+                <w:sz w:val="14"/>
+              </w:rPr>
+              <w:t>Тип ініціативи: PROJECT або OPERATIONAL_TASK</w:t>
+            </w:r>
+          </w:p>
+        </w:tc>
+      </w:tr>
+      <w:tr>
+        <w:trPr>
+          <w:jc w:val="center"/>
+        </w:trPr>
+        <w:tc>
+          <w:tcPr>
+            <w:tcW w:w="1814" w:type="dxa"/>
+            <w:tcMar>
+              <w:top w:w="90" w:type="dxa"/>
+              <w:left w:w="110" w:type="dxa"/>
+              <w:bottom w:w="90" w:type="dxa"/>
+              <w:right w:w="110" w:type="dxa"/>
+            </w:tcMar>
+            <w:vAlign w:val="center"/>
+          </w:tcPr>
+          <w:p>
+            <w:pPr>
+              <w:jc w:val="center"/>
+            </w:pPr>
+            <w:r>
+              <w:rPr>
+                <w:rFonts w:eastAsia="Arial"/>
+                <w:sz w:val="14"/>
+              </w:rPr>
               <w:t>name</w:t>
             </w:r>
           </w:p>
@@ -27670,11 +28776,11 @@
       <w:pPr>
         <w:pStyle w:val="21"/>
       </w:pPr>
-      <w:bookmarkStart w:id="55" w:name="_Toc241864853"/>
+      <w:bookmarkStart w:id="57" w:name="_Toc242178439"/>
       <w:r>
-        <w:t>6.16 Річний запис ініціативи — InitiativeYear</w:t>
+        <w:t>6.17 Річний запис ініціативи — InitiativeYear</w:t>
       </w:r>
-      <w:bookmarkEnd w:id="55"/>
+      <w:bookmarkEnd w:id="57"/>
     </w:p>
     <w:p>
       <w:r>
@@ -29020,11 +30126,11 @@
       <w:pPr>
         <w:pStyle w:val="21"/>
       </w:pPr>
-      <w:bookmarkStart w:id="56" w:name="_Toc241864854"/>
+      <w:bookmarkStart w:id="58" w:name="_Toc242178440"/>
       <w:r>
-        <w:t>6.17 Підготовчий етап — PreparationStage</w:t>
+        <w:t>6.18 Підготовчий етап — PreparationStage</w:t>
       </w:r>
-      <w:bookmarkEnd w:id="56"/>
+      <w:bookmarkEnd w:id="58"/>
     </w:p>
     <w:p>
       <w:r>
@@ -29343,7 +30449,6 @@
                 <w:rFonts w:eastAsia="Arial"/>
                 <w:sz w:val="14"/>
               </w:rPr>
-              <w:lastRenderedPageBreak/>
               <w:t>managerId</w:t>
             </w:r>
           </w:p>
@@ -30371,11 +31476,11 @@
       <w:pPr>
         <w:pStyle w:val="21"/>
       </w:pPr>
-      <w:bookmarkStart w:id="57" w:name="_Toc241864855"/>
+      <w:bookmarkStart w:id="59" w:name="_Toc242178441"/>
       <w:r>
-        <w:t>6.18 Підрозділ підготовчого етапу — PreparationStageDepartment</w:t>
+        <w:t>6.19 Підрозділ підготовчого етапу — PreparationStageDepartment</w:t>
       </w:r>
-      <w:bookmarkEnd w:id="57"/>
+      <w:bookmarkEnd w:id="59"/>
     </w:p>
     <w:p>
       <w:r>
@@ -31028,11 +32133,11 @@
       <w:pPr>
         <w:pStyle w:val="21"/>
       </w:pPr>
-      <w:bookmarkStart w:id="58" w:name="_Toc241864856"/>
+      <w:bookmarkStart w:id="60" w:name="_Toc242178442"/>
       <w:r>
-        <w:t>6.19 Квартальна картка — QuarterCard</w:t>
+        <w:t>6.20 Квартальна картка — QuarterCard</w:t>
       </w:r>
-      <w:bookmarkEnd w:id="58"/>
+      <w:bookmarkEnd w:id="60"/>
     </w:p>
     <w:p>
       <w:r>
@@ -31582,7 +32687,6 @@
                 <w:rFonts w:eastAsia="Arial"/>
                 <w:sz w:val="14"/>
               </w:rPr>
-              <w:lastRenderedPageBreak/>
               <w:t>managerId</w:t>
             </w:r>
           </w:p>
@@ -34227,11 +35331,11 @@
       <w:pPr>
         <w:pStyle w:val="21"/>
       </w:pPr>
-      <w:bookmarkStart w:id="59" w:name="_Toc241864857"/>
+      <w:bookmarkStart w:id="61" w:name="_Toc242178443"/>
       <w:r>
-        <w:t>6.20 Залучений підрозділ картки — QuarterCardDepartment</w:t>
+        <w:t>6.21 Залучений підрозділ картки — QuarterCardDepartment</w:t>
       </w:r>
-      <w:bookmarkEnd w:id="59"/>
+      <w:bookmarkEnd w:id="61"/>
     </w:p>
     <w:p>
       <w:r>
@@ -34299,7 +35403,6 @@
                 <w:color w:val="FFFFFF"/>
                 <w:sz w:val="14"/>
               </w:rPr>
-              <w:lastRenderedPageBreak/>
               <w:t>Поле</w:t>
             </w:r>
           </w:p>
@@ -34885,11 +35988,11 @@
       <w:pPr>
         <w:pStyle w:val="21"/>
       </w:pPr>
-      <w:bookmarkStart w:id="60" w:name="_Toc241864858"/>
+      <w:bookmarkStart w:id="62" w:name="_Toc242178444"/>
       <w:r>
-        <w:t>6.21 Група обсягу робіт — ScopeGroup</w:t>
+        <w:t>6.22 Група обсягу робіт — ScopeGroup</w:t>
       </w:r>
-      <w:bookmarkEnd w:id="60"/>
+      <w:bookmarkEnd w:id="62"/>
     </w:p>
     <w:p>
       <w:r>
@@ -36004,11 +37107,11 @@
       <w:pPr>
         <w:pStyle w:val="21"/>
       </w:pPr>
-      <w:bookmarkStart w:id="61" w:name="_Toc241864859"/>
+      <w:bookmarkStart w:id="63" w:name="_Toc242178445"/>
       <w:r>
-        <w:t>6.22 Пункт обсягу робіт — ScopeItem</w:t>
+        <w:t>6.23 Пункт обсягу робіт — ScopeItem</w:t>
       </w:r>
-      <w:bookmarkEnd w:id="61"/>
+      <w:bookmarkEnd w:id="63"/>
     </w:p>
     <w:p>
       <w:r>
@@ -36641,15 +37744,7 @@
                 <w:rFonts w:eastAsia="Arial"/>
                 <w:sz w:val="14"/>
               </w:rPr>
-              <w:t xml:space="preserve">Посилання на ScopeGroup; порожнє для завдання </w:t>
-            </w:r>
-            <w:r>
-              <w:rPr>
-                <w:rFonts w:eastAsia="Arial"/>
-                <w:sz w:val="14"/>
-              </w:rPr>
-              <w:lastRenderedPageBreak/>
-              <w:t>без групи</w:t>
+              <w:t>Посилання на ScopeGroup; порожнє для завдання без групи</w:t>
             </w:r>
           </w:p>
         </w:tc>
@@ -36678,7 +37773,6 @@
                 <w:rFonts w:eastAsia="Arial"/>
                 <w:sz w:val="14"/>
               </w:rPr>
-              <w:lastRenderedPageBreak/>
               <w:t>sortOrder</w:t>
             </w:r>
           </w:p>
@@ -38739,11 +39833,11 @@
       <w:pPr>
         <w:pStyle w:val="21"/>
       </w:pPr>
-      <w:bookmarkStart w:id="62" w:name="_Toc241864860"/>
+      <w:bookmarkStart w:id="64" w:name="_Toc242178446"/>
       <w:r>
-        <w:t>6.23 Виконавець пункту — ScopeItemExecutor</w:t>
+        <w:t>6.24 Виконавець пункту — ScopeItemExecutor</w:t>
       </w:r>
-      <w:bookmarkEnd w:id="62"/>
+      <w:bookmarkEnd w:id="64"/>
     </w:p>
     <w:p>
       <w:r>
@@ -39293,7 +40387,6 @@
                 <w:rFonts w:eastAsia="Arial"/>
                 <w:sz w:val="14"/>
               </w:rPr>
-              <w:lastRenderedPageBreak/>
               <w:t>department</w:t>
             </w:r>
           </w:p>
@@ -39397,11 +40490,11 @@
       <w:pPr>
         <w:pStyle w:val="21"/>
       </w:pPr>
-      <w:bookmarkStart w:id="63" w:name="_Toc241864861"/>
+      <w:bookmarkStart w:id="65" w:name="_Toc242178447"/>
       <w:r>
-        <w:t>6.24 Значення додаткового поля — CustomFieldValue</w:t>
+        <w:t>6.25 Значення додаткового поля — CustomFieldValue</w:t>
       </w:r>
-      <w:bookmarkEnd w:id="63"/>
+      <w:bookmarkEnd w:id="65"/>
     </w:p>
     <w:p>
       <w:r>
@@ -40629,11 +41722,11 @@
       <w:pPr>
         <w:pStyle w:val="21"/>
       </w:pPr>
-      <w:bookmarkStart w:id="64" w:name="_Toc241864862"/>
+      <w:bookmarkStart w:id="66" w:name="_Toc242178448"/>
       <w:r>
-        <w:t>6.25 Подія аудиту — AuditEvent</w:t>
+        <w:t>6.26 Подія аудиту — AuditEvent</w:t>
       </w:r>
-      <w:bookmarkEnd w:id="64"/>
+      <w:bookmarkEnd w:id="66"/>
     </w:p>
     <w:p>
       <w:r>
@@ -41531,7 +42624,6 @@
                 <w:rFonts w:eastAsia="Arial"/>
                 <w:sz w:val="14"/>
               </w:rPr>
-              <w:lastRenderedPageBreak/>
               <w:t>actorName</w:t>
             </w:r>
           </w:p>
@@ -42324,11 +43416,19 @@
       <w:pPr>
         <w:pStyle w:val="1"/>
       </w:pPr>
-      <w:bookmarkStart w:id="65" w:name="_Toc241864863"/>
+      <w:bookmarkStart w:id="67" w:name="_Toc242178449"/>
       <w:r>
         <w:t>7 Видалення та збереження історії</w:t>
       </w:r>
-      <w:bookmarkEnd w:id="65"/>
+      <w:bookmarkEnd w:id="67"/>
+    </w:p>
+    <w:p>
+      <w:pPr>
+        <w:pStyle w:val="a0"/>
+      </w:pPr>
+      <w:r>
+        <w:t>Зв’язки належать кореневим ініціативам: видалення окремого року їх не змінює, а видалення останнього року очищає всі ребра перед видаленням Initiative.</w:t>
+      </w:r>
     </w:p>
     <w:p>
       <w:pPr>
@@ -42425,51 +43525,21 @@
       <w:jc w:val="center"/>
     </w:pPr>
     <w:r>
-      <w:rPr>
-        <w:rFonts w:eastAsia="Arial"/>
-        <w:color w:val="666666"/>
-        <w:sz w:val="16"/>
-      </w:rPr>
-      <w:t xml:space="preserve">Версія 2.1  |  7612dc1  |  стор. </w:t>
+      <w:t xml:space="preserve">Версія 2.3  |  7612dc1  |  стор. </w:t>
     </w:r>
     <w:r>
-      <w:rPr>
-        <w:rFonts w:eastAsia="Arial"/>
-        <w:color w:val="666666"/>
-        <w:sz w:val="16"/>
-      </w:rPr>
       <w:fldChar w:fldCharType="begin"/>
     </w:r>
     <w:r>
-      <w:rPr>
-        <w:rFonts w:eastAsia="Arial"/>
-        <w:color w:val="666666"/>
-        <w:sz w:val="16"/>
-      </w:rPr>
       <w:instrText xml:space="preserve"> PAGE </w:instrText>
     </w:r>
     <w:r>
-      <w:rPr>
-        <w:rFonts w:eastAsia="Arial"/>
-        <w:color w:val="666666"/>
-        <w:sz w:val="16"/>
-      </w:rPr>
       <w:fldChar w:fldCharType="separate"/>
     </w:r>
     <w:r>
-      <w:rPr>
-        <w:rFonts w:eastAsia="Arial"/>
-        <w:color w:val="666666"/>
-        <w:sz w:val="16"/>
-      </w:rPr>
       <w:t>1</w:t>
     </w:r>
     <w:r>
-      <w:rPr>
-        <w:rFonts w:eastAsia="Arial"/>
-        <w:color w:val="666666"/>
-        <w:sz w:val="16"/>
-      </w:rPr>
       <w:fldChar w:fldCharType="end"/>
     </w:r>
   </w:p>
